--- a/분석 아이디어 기획서_2팀_권태윤.docx
+++ b/분석 아이디어 기획서_2팀_권태윤.docx
@@ -27,35 +27,27 @@
           <w:pgNumType w:start="1"/>
         </w:sectPr>
       </w:pPr>
-      <w:bookmarkStart w:colFirst="0" w:colLast="0" w:name="_heading=h.uzjzjtj3gdop" w:id="0"/>
+      <w:bookmarkStart w:colFirst="0" w:colLast="0" w:name="_uzjzjtj3gdop" w:id="0"/>
       <w:bookmarkEnd w:id="0"/>
-      <w:sdt>
-        <w:sdtPr>
-          <w:id w:val="-68694222"/>
-          <w:tag w:val="goog_rdk_0"/>
-        </w:sdtPr>
-        <w:sdtContent>
-          <w:r>
-            <w:rPr>
-              <w:rFonts w:ascii="Arial Unicode MS" w:cs="Arial Unicode MS" w:eastAsia="Arial Unicode MS" w:hAnsi="Arial Unicode MS"/>
-              <w:b w:val="0"/>
-              <w:bCs w:val="0"/>
-              <w:i w:val="0"/>
-              <w:iCs w:val="0"/>
-              <w:smallCaps w:val="0"/>
-              <w:strike w:val="0"/>
-              <w:color w:val="000000"/>
-              <w:sz w:val="52"/>
-              <w:szCs w:val="52"/>
-              <w:u w:val="none"/>
-              <w:shd w:fill="auto" w:val="clear"/>
-              <w:vertAlign w:val="baseline"/>
-              <w:rtl w:val="0"/>
-            </w:rPr>
-            <w:t xml:space="preserve">분석기획서</w:t>
-          </w:r>
-        </w:sdtContent>
-      </w:sdt>
+      <w:r>
+        <w:rPr>
+          <w:rFonts w:ascii="Arial Unicode MS" w:cs="Arial Unicode MS" w:eastAsia="Arial Unicode MS" w:hAnsi="Arial Unicode MS"/>
+          <w:b w:val="0"/>
+          <w:bCs w:val="0"/>
+          <w:i w:val="0"/>
+          <w:iCs w:val="0"/>
+          <w:smallCaps w:val="0"/>
+          <w:strike w:val="0"/>
+          <w:color w:val="000000"/>
+          <w:sz w:val="52"/>
+          <w:szCs w:val="52"/>
+          <w:u w:val="none"/>
+          <w:shd w:fill="auto" w:val="clear"/>
+          <w:vertAlign w:val="baseline"/>
+          <w:rtl w:val="0"/>
+        </w:rPr>
+        <w:t xml:space="preserve">분석기획서</w:t>
+      </w:r>
       <w:r>
         <w:rPr>
           <w:rtl w:val="0"/>
@@ -133,25 +125,17 @@
                 <w:szCs w:val="34"/>
               </w:rPr>
             </w:pPr>
-            <w:sdt>
-              <w:sdtPr>
-                <w:id w:val="1680706764"/>
-                <w:tag w:val="goog_rdk_1"/>
-              </w:sdtPr>
-              <w:sdtContent>
-                <w:r>
-                  <w:rPr>
-                    <w:rFonts w:ascii="Arial Unicode MS" w:cs="Arial Unicode MS" w:eastAsia="Arial Unicode MS" w:hAnsi="Arial Unicode MS"/>
-                    <w:b w:val="1"/>
-                    <w:bCs w:val="1"/>
-                    <w:sz w:val="34"/>
-                    <w:szCs w:val="34"/>
-                    <w:rtl w:val="0"/>
-                  </w:rPr>
-                  <w:t xml:space="preserve">분석 아이디어 기획서</w:t>
-                </w:r>
-              </w:sdtContent>
-            </w:sdt>
+            <w:r>
+              <w:rPr>
+                <w:rFonts w:ascii="Arial Unicode MS" w:cs="Arial Unicode MS" w:eastAsia="Arial Unicode MS" w:hAnsi="Arial Unicode MS"/>
+                <w:b w:val="1"/>
+                <w:bCs w:val="1"/>
+                <w:sz w:val="34"/>
+                <w:szCs w:val="34"/>
+                <w:rtl w:val="0"/>
+              </w:rPr>
+              <w:t xml:space="preserve">분석 아이디어 기획서</w:t>
+            </w:r>
             <w:r>
               <w:rPr>
                 <w:rtl w:val="0"/>
@@ -187,21 +171,13 @@
               <w:jc w:val="center"/>
               <w:rPr/>
             </w:pPr>
-            <w:sdt>
-              <w:sdtPr>
-                <w:id w:val="252833201"/>
-                <w:tag w:val="goog_rdk_2"/>
-              </w:sdtPr>
-              <w:sdtContent>
-                <w:r>
-                  <w:rPr>
-                    <w:rFonts w:ascii="Arial Unicode MS" w:cs="Arial Unicode MS" w:eastAsia="Arial Unicode MS" w:hAnsi="Arial Unicode MS"/>
-                    <w:rtl w:val="0"/>
-                  </w:rPr>
-                  <w:t xml:space="preserve">아이디어명</w:t>
-                </w:r>
-              </w:sdtContent>
-            </w:sdt>
+            <w:r>
+              <w:rPr>
+                <w:rFonts w:ascii="Arial Unicode MS" w:cs="Arial Unicode MS" w:eastAsia="Arial Unicode MS" w:hAnsi="Arial Unicode MS"/>
+                <w:rtl w:val="0"/>
+              </w:rPr>
+              <w:t xml:space="preserve">아이디어명</w:t>
+            </w:r>
             <w:r>
               <w:rPr>
                 <w:rtl w:val="0"/>
@@ -233,23 +209,15 @@
                 <w:szCs w:val="20"/>
               </w:rPr>
             </w:pPr>
-            <w:sdt>
-              <w:sdtPr>
-                <w:id w:val="1463629738"/>
-                <w:tag w:val="goog_rdk_3"/>
-              </w:sdtPr>
-              <w:sdtContent>
-                <w:r>
-                  <w:rPr>
-                    <w:rFonts w:ascii="Arial Unicode MS" w:cs="Arial Unicode MS" w:eastAsia="Arial Unicode MS" w:hAnsi="Arial Unicode MS"/>
-                    <w:sz w:val="20"/>
-                    <w:szCs w:val="20"/>
-                    <w:rtl w:val="0"/>
-                  </w:rPr>
-                  <w:t xml:space="preserve">기온에 따른 서울시 따릉이 및 지하철 이용 분석</w:t>
-                </w:r>
-              </w:sdtContent>
-            </w:sdt>
+            <w:r>
+              <w:rPr>
+                <w:rFonts w:ascii="Arial Unicode MS" w:cs="Arial Unicode MS" w:eastAsia="Arial Unicode MS" w:hAnsi="Arial Unicode MS"/>
+                <w:sz w:val="20"/>
+                <w:szCs w:val="20"/>
+                <w:rtl w:val="0"/>
+              </w:rPr>
+              <w:t xml:space="preserve">기온에 따른 서울시 따릉이 및 지하철 이용 분석</w:t>
+            </w:r>
           </w:p>
         </w:tc>
       </w:tr>
@@ -280,21 +248,13 @@
               <w:jc w:val="center"/>
               <w:rPr/>
             </w:pPr>
-            <w:sdt>
-              <w:sdtPr>
-                <w:id w:val="1944832224"/>
-                <w:tag w:val="goog_rdk_4"/>
-              </w:sdtPr>
-              <w:sdtContent>
-                <w:r>
-                  <w:rPr>
-                    <w:rFonts w:ascii="Arial Unicode MS" w:cs="Arial Unicode MS" w:eastAsia="Arial Unicode MS" w:hAnsi="Arial Unicode MS"/>
-                    <w:rtl w:val="0"/>
-                  </w:rPr>
-                  <w:t xml:space="preserve">제안자</w:t>
-                </w:r>
-              </w:sdtContent>
-            </w:sdt>
+            <w:r>
+              <w:rPr>
+                <w:rFonts w:ascii="Arial Unicode MS" w:cs="Arial Unicode MS" w:eastAsia="Arial Unicode MS" w:hAnsi="Arial Unicode MS"/>
+                <w:rtl w:val="0"/>
+              </w:rPr>
+              <w:t xml:space="preserve">제안자</w:t>
+            </w:r>
             <w:r>
               <w:rPr>
                 <w:rtl w:val="0"/>
@@ -326,23 +286,15 @@
                 <w:szCs w:val="20"/>
               </w:rPr>
             </w:pPr>
-            <w:sdt>
-              <w:sdtPr>
-                <w:id w:val="652201501"/>
-                <w:tag w:val="goog_rdk_5"/>
-              </w:sdtPr>
-              <w:sdtContent>
-                <w:r>
-                  <w:rPr>
-                    <w:rFonts w:ascii="Arial Unicode MS" w:cs="Arial Unicode MS" w:eastAsia="Arial Unicode MS" w:hAnsi="Arial Unicode MS"/>
-                    <w:sz w:val="20"/>
-                    <w:szCs w:val="20"/>
-                    <w:rtl w:val="0"/>
-                  </w:rPr>
-                  <w:t xml:space="preserve">권태윤</w:t>
-                </w:r>
-              </w:sdtContent>
-            </w:sdt>
+            <w:r>
+              <w:rPr>
+                <w:rFonts w:ascii="Arial Unicode MS" w:cs="Arial Unicode MS" w:eastAsia="Arial Unicode MS" w:hAnsi="Arial Unicode MS"/>
+                <w:sz w:val="20"/>
+                <w:szCs w:val="20"/>
+                <w:rtl w:val="0"/>
+              </w:rPr>
+              <w:t xml:space="preserve">권태윤</w:t>
+            </w:r>
           </w:p>
         </w:tc>
       </w:tr>
@@ -414,21 +366,13 @@
               <w:jc w:val="center"/>
               <w:rPr/>
             </w:pPr>
-            <w:sdt>
-              <w:sdtPr>
-                <w:id w:val="-263149447"/>
-                <w:tag w:val="goog_rdk_6"/>
-              </w:sdtPr>
-              <w:sdtContent>
-                <w:r>
-                  <w:rPr>
-                    <w:rFonts w:ascii="Arial Unicode MS" w:cs="Arial Unicode MS" w:eastAsia="Arial Unicode MS" w:hAnsi="Arial Unicode MS"/>
-                    <w:rtl w:val="0"/>
-                  </w:rPr>
-                  <w:t xml:space="preserve">요약</w:t>
-                </w:r>
-              </w:sdtContent>
-            </w:sdt>
+            <w:r>
+              <w:rPr>
+                <w:rFonts w:ascii="Arial Unicode MS" w:cs="Arial Unicode MS" w:eastAsia="Arial Unicode MS" w:hAnsi="Arial Unicode MS"/>
+                <w:rtl w:val="0"/>
+              </w:rPr>
+              <w:t xml:space="preserve">요약</w:t>
+            </w:r>
             <w:r>
               <w:rPr>
                 <w:rtl w:val="0"/>
@@ -455,25 +399,12 @@
               <w:spacing w:after="260" w:before="260" w:lineRule="auto"/>
               <w:rPr/>
             </w:pPr>
-            <w:sdt>
-              <w:sdtPr>
-                <w:id w:val="-2012358265"/>
-                <w:tag w:val="goog_rdk_7"/>
-              </w:sdtPr>
-              <w:sdtContent>
-                <w:r>
-                  <w:rPr>
-                    <w:rFonts w:ascii="Arial Unicode MS" w:cs="Arial Unicode MS" w:eastAsia="Arial Unicode MS" w:hAnsi="Arial Unicode MS"/>
-                    <w:rtl w:val="0"/>
-                  </w:rPr>
-                  <w:t xml:space="preserve">2021~2025년 서울시 기온과 따릉이·지하철 이용 데이터를 분석하여 기온 변화에 딸느 이동수단별 이용 패턴과 차이를  파악</w:t>
-                </w:r>
-              </w:sdtContent>
-            </w:sdt>
-            <w:r>
-              <w:rPr>
-                <w:rtl w:val="0"/>
-              </w:rPr>
+            <w:r>
+              <w:rPr>
+                <w:rFonts w:ascii="Arial Unicode MS" w:cs="Arial Unicode MS" w:eastAsia="Arial Unicode MS" w:hAnsi="Arial Unicode MS"/>
+                <w:rtl w:val="0"/>
+              </w:rPr>
+              <w:t xml:space="preserve">2025년 서울시 기온과 따릉이·지하철 이용 데이터를 분석하여 기온에 따른 이동수단별 이용 패턴과 차이를  파악</w:t>
             </w:r>
           </w:p>
         </w:tc>
@@ -505,21 +436,13 @@
               <w:jc w:val="center"/>
               <w:rPr/>
             </w:pPr>
-            <w:sdt>
-              <w:sdtPr>
-                <w:id w:val="-496218318"/>
-                <w:tag w:val="goog_rdk_8"/>
-              </w:sdtPr>
-              <w:sdtContent>
-                <w:r>
-                  <w:rPr>
-                    <w:rFonts w:ascii="Arial Unicode MS" w:cs="Arial Unicode MS" w:eastAsia="Arial Unicode MS" w:hAnsi="Arial Unicode MS"/>
-                    <w:rtl w:val="0"/>
-                  </w:rPr>
-                  <w:t xml:space="preserve">필요성 </w:t>
-                </w:r>
-              </w:sdtContent>
-            </w:sdt>
+            <w:r>
+              <w:rPr>
+                <w:rFonts w:ascii="Arial Unicode MS" w:cs="Arial Unicode MS" w:eastAsia="Arial Unicode MS" w:hAnsi="Arial Unicode MS"/>
+                <w:rtl w:val="0"/>
+              </w:rPr>
+              <w:t xml:space="preserve">필요성 </w:t>
+            </w:r>
             <w:r>
               <w:rPr>
                 <w:rtl w:val="0"/>
@@ -532,21 +455,13 @@
               <w:jc w:val="center"/>
               <w:rPr/>
             </w:pPr>
-            <w:sdt>
-              <w:sdtPr>
-                <w:id w:val="-264842411"/>
-                <w:tag w:val="goog_rdk_9"/>
-              </w:sdtPr>
-              <w:sdtContent>
-                <w:r>
-                  <w:rPr>
-                    <w:rFonts w:ascii="Arial Unicode MS" w:cs="Arial Unicode MS" w:eastAsia="Arial Unicode MS" w:hAnsi="Arial Unicode MS"/>
-                    <w:rtl w:val="0"/>
-                  </w:rPr>
-                  <w:t xml:space="preserve">및</w:t>
-                </w:r>
-              </w:sdtContent>
-            </w:sdt>
+            <w:r>
+              <w:rPr>
+                <w:rFonts w:ascii="Arial Unicode MS" w:cs="Arial Unicode MS" w:eastAsia="Arial Unicode MS" w:hAnsi="Arial Unicode MS"/>
+                <w:rtl w:val="0"/>
+              </w:rPr>
+              <w:t xml:space="preserve">및</w:t>
+            </w:r>
             <w:r>
               <w:rPr>
                 <w:rtl w:val="0"/>
@@ -559,21 +474,13 @@
               <w:jc w:val="center"/>
               <w:rPr/>
             </w:pPr>
-            <w:sdt>
-              <w:sdtPr>
-                <w:id w:val="1592194907"/>
-                <w:tag w:val="goog_rdk_10"/>
-              </w:sdtPr>
-              <w:sdtContent>
-                <w:r>
-                  <w:rPr>
-                    <w:rFonts w:ascii="Arial Unicode MS" w:cs="Arial Unicode MS" w:eastAsia="Arial Unicode MS" w:hAnsi="Arial Unicode MS"/>
-                    <w:rtl w:val="0"/>
-                  </w:rPr>
-                  <w:t xml:space="preserve">목적</w:t>
-                </w:r>
-              </w:sdtContent>
-            </w:sdt>
+            <w:r>
+              <w:rPr>
+                <w:rFonts w:ascii="Arial Unicode MS" w:cs="Arial Unicode MS" w:eastAsia="Arial Unicode MS" w:hAnsi="Arial Unicode MS"/>
+                <w:rtl w:val="0"/>
+              </w:rPr>
+              <w:t xml:space="preserve">목적</w:t>
+            </w:r>
             <w:r>
               <w:rPr>
                 <w:rtl w:val="0"/>
@@ -611,27 +518,166 @@
               </w:rPr>
               <w:t xml:space="preserve"> </w:t>
             </w:r>
-            <w:sdt>
-              <w:sdtPr>
-                <w:id w:val="1049548657"/>
-                <w:tag w:val="goog_rdk_11"/>
-              </w:sdtPr>
-              <w:sdtContent>
-                <w:r>
-                  <w:rPr>
-                    <w:rFonts w:ascii="Arial Unicode MS" w:cs="Arial Unicode MS" w:eastAsia="Arial Unicode MS" w:hAnsi="Arial Unicode MS"/>
-                    <w:b w:val="1"/>
-                    <w:bCs w:val="1"/>
-                    <w:rtl w:val="0"/>
-                  </w:rPr>
-                  <w:t xml:space="preserve">1. 분석 배경</w:t>
-                </w:r>
-              </w:sdtContent>
-            </w:sdt>
-            <w:r>
-              <w:rPr>
-                <w:rtl w:val="0"/>
-              </w:rPr>
+            <w:r>
+              <w:rPr>
+                <w:rFonts w:ascii="Arial Unicode MS" w:cs="Arial Unicode MS" w:eastAsia="Arial Unicode MS" w:hAnsi="Arial Unicode MS"/>
+                <w:b w:val="1"/>
+                <w:bCs w:val="1"/>
+                <w:rtl w:val="0"/>
+              </w:rPr>
+              <w:t xml:space="preserve">1. 분석 배경</w:t>
+            </w:r>
+            <w:r>
+              <w:rPr>
+                <w:rtl w:val="0"/>
+              </w:rPr>
+            </w:r>
+          </w:p>
+          <w:p>
+            <w:pPr>
+              <w:numPr>
+                <w:ilvl w:val="0"/>
+                <w:numId w:val="4"/>
+              </w:numPr>
+              <w:spacing w:after="0" w:before="240" w:lineRule="auto"/>
+              <w:ind w:left="720" w:hanging="360"/>
+              <w:rPr/>
+            </w:pPr>
+            <w:r>
+              <w:rPr>
+                <w:rFonts w:ascii="Arial Unicode MS" w:cs="Arial Unicode MS" w:eastAsia="Arial Unicode MS" w:hAnsi="Arial Unicode MS"/>
+                <w:rtl w:val="0"/>
+              </w:rPr>
+              <w:t xml:space="preserve"> 최근 여름철 고온에 대한 관심이 많아지면서 기온과 시민들의 이동 및 야외활동에 미치는 영향에 대한 관심이 증가</w:t>
+            </w:r>
+            <w:r>
+              <w:rPr>
+                <w:rtl w:val="0"/>
+              </w:rPr>
+            </w:r>
+          </w:p>
+          <w:p>
+            <w:pPr>
+              <w:numPr>
+                <w:ilvl w:val="0"/>
+                <w:numId w:val="4"/>
+              </w:numPr>
+              <w:spacing w:after="240" w:before="0" w:lineRule="auto"/>
+              <w:ind w:left="720" w:hanging="360"/>
+              <w:rPr/>
+            </w:pPr>
+            <w:r>
+              <w:rPr>
+                <w:rFonts w:ascii="Arial Unicode MS" w:cs="Arial Unicode MS" w:eastAsia="Arial Unicode MS" w:hAnsi="Arial Unicode MS"/>
+                <w:rtl w:val="0"/>
+              </w:rPr>
+              <w:t xml:space="preserve">서울시는 따릉이와 지하철 등 다양한 이동수단을 운영하고 있어 기온에 따른 이용 패턴을 비교하기에 적합</w:t>
+            </w:r>
+            <w:r>
+              <w:rPr>
+                <w:rtl w:val="0"/>
+              </w:rPr>
+            </w:r>
+          </w:p>
+          <w:p>
+            <w:pPr>
+              <w:spacing w:after="240" w:before="240" w:lineRule="auto"/>
+              <w:rPr/>
+            </w:pPr>
+            <w:r>
+              <w:rPr>
+                <w:rFonts w:ascii="Arial Unicode MS" w:cs="Arial Unicode MS" w:eastAsia="Arial Unicode MS" w:hAnsi="Arial Unicode MS"/>
+                <w:b w:val="1"/>
+                <w:bCs w:val="1"/>
+                <w:rtl w:val="0"/>
+              </w:rPr>
+              <w:t xml:space="preserve">2. 문제점</w:t>
+            </w:r>
+            <w:r>
+              <w:rPr>
+                <w:rtl w:val="0"/>
+              </w:rPr>
+              <w:t xml:space="preserve"> </w:t>
+            </w:r>
+          </w:p>
+          <w:p>
+            <w:pPr>
+              <w:numPr>
+                <w:ilvl w:val="0"/>
+                <w:numId w:val="6"/>
+              </w:numPr>
+              <w:spacing w:after="0" w:before="240" w:lineRule="auto"/>
+              <w:ind w:left="720" w:hanging="360"/>
+              <w:rPr/>
+            </w:pPr>
+            <w:r>
+              <w:rPr>
+                <w:rFonts w:ascii="Arial Unicode MS" w:cs="Arial Unicode MS" w:eastAsia="Arial Unicode MS" w:hAnsi="Arial Unicode MS"/>
+                <w:rtl w:val="0"/>
+              </w:rPr>
+              <w:t xml:space="preserve">기온과 시민들의 실제 이동수단 이용량 사이의 관계를 직관적으로 파악하기 어려움</w:t>
+            </w:r>
+            <w:r>
+              <w:rPr>
+                <w:rtl w:val="0"/>
+              </w:rPr>
+            </w:r>
+          </w:p>
+          <w:p>
+            <w:pPr>
+              <w:numPr>
+                <w:ilvl w:val="0"/>
+                <w:numId w:val="6"/>
+              </w:numPr>
+              <w:spacing w:after="240" w:before="0" w:lineRule="auto"/>
+              <w:ind w:left="720" w:hanging="360"/>
+              <w:rPr/>
+            </w:pPr>
+            <w:r>
+              <w:rPr>
+                <w:rFonts w:ascii="Arial Unicode MS" w:cs="Arial Unicode MS" w:eastAsia="Arial Unicode MS" w:hAnsi="Arial Unicode MS"/>
+                <w:rtl w:val="0"/>
+              </w:rPr>
+              <w:t xml:space="preserve">특히 기상환경에 직접 노출되는 따릉이와 대중교통인 지하철이의 이용 패턴이 기온에 따라 어떻게 달라지는지 확인할 필요가 있음  </w:t>
+            </w:r>
+            <w:r>
+              <w:rPr>
+                <w:rtl w:val="0"/>
+              </w:rPr>
+            </w:r>
+          </w:p>
+          <w:p>
+            <w:pPr>
+              <w:spacing w:after="240" w:before="240" w:lineRule="auto"/>
+              <w:ind w:left="0" w:firstLine="0"/>
+              <w:rPr/>
+            </w:pPr>
+            <w:r>
+              <w:rPr>
+                <w:rtl w:val="0"/>
+              </w:rPr>
+            </w:r>
+          </w:p>
+          <w:p>
+            <w:pPr>
+              <w:spacing w:after="240" w:before="240" w:lineRule="auto"/>
+              <w:ind w:left="0" w:firstLine="0"/>
+              <w:rPr/>
+            </w:pPr>
+            <w:r>
+              <w:rPr>
+                <w:rFonts w:ascii="Arial Unicode MS" w:cs="Arial Unicode MS" w:eastAsia="Arial Unicode MS" w:hAnsi="Arial Unicode MS"/>
+                <w:b w:val="1"/>
+                <w:bCs w:val="1"/>
+                <w:rtl w:val="0"/>
+              </w:rPr>
+              <w:t xml:space="preserve">3. 추진 목적 </w:t>
+            </w:r>
+            <w:r>
+              <w:rPr>
+                <w:rtl w:val="0"/>
+              </w:rPr>
+              <w:t xml:space="preserve"> </w:t>
             </w:r>
           </w:p>
           <w:p>
@@ -640,27 +686,22 @@
                 <w:ilvl w:val="0"/>
                 <w:numId w:val="3"/>
               </w:numPr>
-              <w:spacing w:after="0" w:afterAutospacing="0" w:before="240" w:lineRule="auto"/>
+              <w:spacing w:after="0" w:before="240" w:lineRule="auto"/>
               <w:ind w:left="720" w:hanging="360"/>
-              <w:rPr>
-                <w:u w:val="none"/>
-              </w:rPr>
+              <w:rPr/>
             </w:pPr>
-            <w:sdt>
-              <w:sdtPr>
-                <w:id w:val="1481140079"/>
-                <w:tag w:val="goog_rdk_12"/>
-              </w:sdtPr>
-              <w:sdtContent>
-                <w:r>
-                  <w:rPr>
-                    <w:rFonts w:ascii="Arial Unicode MS" w:cs="Arial Unicode MS" w:eastAsia="Arial Unicode MS" w:hAnsi="Arial Unicode MS"/>
-                    <w:rtl w:val="0"/>
-                  </w:rPr>
-                  <w:t xml:space="preserve"> 최근 여름철 고온에 대한 관심이 많아지면서 기온과 시민들의 이동 및 야외활동에 미치는 영향에 대한 관심이 증가</w:t>
-                </w:r>
-              </w:sdtContent>
-            </w:sdt>
+            <w:r>
+              <w:rPr>
+                <w:rFonts w:ascii="Arial Unicode MS" w:cs="Arial Unicode MS" w:eastAsia="Arial Unicode MS" w:hAnsi="Arial Unicode MS"/>
+                <w:rtl w:val="0"/>
+              </w:rPr>
+              <w:t xml:space="preserve">2025년 서울시 기온과 이동수단 이용 데이터를 비교하여 기온에 따른 이용 패턴을 파악</w:t>
+            </w:r>
+            <w:r>
+              <w:rPr>
+                <w:rtl w:val="0"/>
+              </w:rPr>
+            </w:r>
           </w:p>
           <w:p>
             <w:pPr>
@@ -668,215 +709,22 @@
                 <w:ilvl w:val="0"/>
                 <w:numId w:val="3"/>
               </w:numPr>
-              <w:spacing w:after="240" w:before="0" w:beforeAutospacing="0" w:lineRule="auto"/>
+              <w:spacing w:after="240" w:before="0" w:lineRule="auto"/>
               <w:ind w:left="720" w:hanging="360"/>
-              <w:rPr>
-                <w:u w:val="none"/>
-              </w:rPr>
-            </w:pPr>
-            <w:sdt>
-              <w:sdtPr>
-                <w:id w:val="-334401677"/>
-                <w:tag w:val="goog_rdk_13"/>
-              </w:sdtPr>
-              <w:sdtContent>
-                <w:r>
-                  <w:rPr>
-                    <w:rFonts w:ascii="Arial Unicode MS" w:cs="Arial Unicode MS" w:eastAsia="Arial Unicode MS" w:hAnsi="Arial Unicode MS"/>
-                    <w:rtl w:val="0"/>
-                  </w:rPr>
-                  <w:t xml:space="preserve">서울시는 따릉이와 지하철 등 다양한 이동수단을 운영하고 있어 기온 변화에 따른 이용 패턴을 비교하기에 적합</w:t>
-                </w:r>
-              </w:sdtContent>
-            </w:sdt>
-            <w:r>
-              <w:rPr>
-                <w:rtl w:val="0"/>
-              </w:rPr>
-            </w:r>
-          </w:p>
-          <w:p>
-            <w:pPr>
-              <w:spacing w:after="240" w:before="240" w:lineRule="auto"/>
               <w:rPr/>
             </w:pPr>
-            <w:sdt>
-              <w:sdtPr>
-                <w:id w:val="1904191773"/>
-                <w:tag w:val="goog_rdk_14"/>
-              </w:sdtPr>
-              <w:sdtContent>
-                <w:r>
-                  <w:rPr>
-                    <w:rFonts w:ascii="Arial Unicode MS" w:cs="Arial Unicode MS" w:eastAsia="Arial Unicode MS" w:hAnsi="Arial Unicode MS"/>
-                    <w:b w:val="1"/>
-                    <w:bCs w:val="1"/>
-                    <w:rtl w:val="0"/>
-                  </w:rPr>
-                  <w:t xml:space="preserve">2. 문제점</w:t>
-                </w:r>
-              </w:sdtContent>
-            </w:sdt>
-            <w:r>
-              <w:rPr>
-                <w:rtl w:val="0"/>
-              </w:rPr>
-              <w:t xml:space="preserve"> </w:t>
-            </w:r>
-          </w:p>
-          <w:p>
-            <w:pPr>
-              <w:numPr>
-                <w:ilvl w:val="0"/>
-                <w:numId w:val="5"/>
-              </w:numPr>
-              <w:spacing w:after="0" w:afterAutospacing="0" w:before="240" w:lineRule="auto"/>
-              <w:ind w:left="720" w:hanging="360"/>
-              <w:rPr>
-                <w:u w:val="none"/>
-              </w:rPr>
-            </w:pPr>
-            <w:sdt>
-              <w:sdtPr>
-                <w:id w:val="-204696145"/>
-                <w:tag w:val="goog_rdk_15"/>
-              </w:sdtPr>
-              <w:sdtContent>
-                <w:r>
-                  <w:rPr>
-                    <w:rFonts w:ascii="Arial Unicode MS" w:cs="Arial Unicode MS" w:eastAsia="Arial Unicode MS" w:hAnsi="Arial Unicode MS"/>
-                    <w:rtl w:val="0"/>
-                  </w:rPr>
-                  <w:t xml:space="preserve">기온 변화와 시민들의 실제 이동수단 이용량 사이의 관계를 직관적으로 파악하기 어려움</w:t>
-                </w:r>
-              </w:sdtContent>
-            </w:sdt>
-          </w:p>
-          <w:p>
-            <w:pPr>
-              <w:numPr>
-                <w:ilvl w:val="0"/>
-                <w:numId w:val="5"/>
-              </w:numPr>
-              <w:spacing w:after="240" w:before="0" w:beforeAutospacing="0" w:lineRule="auto"/>
-              <w:ind w:left="720" w:hanging="360"/>
-              <w:rPr>
-                <w:u w:val="none"/>
-              </w:rPr>
-            </w:pPr>
-            <w:sdt>
-              <w:sdtPr>
-                <w:id w:val="273753133"/>
-                <w:tag w:val="goog_rdk_16"/>
-              </w:sdtPr>
-              <w:sdtContent>
-                <w:r>
-                  <w:rPr>
-                    <w:rFonts w:ascii="Arial Unicode MS" w:cs="Arial Unicode MS" w:eastAsia="Arial Unicode MS" w:hAnsi="Arial Unicode MS"/>
-                    <w:rtl w:val="0"/>
-                  </w:rPr>
-                  <w:t xml:space="preserve">특히 기상환경에 직접 노출되는 따릉이와 대중교통인 지하철이의 이용 패턴이 기온에 따라 어떻게 달라지는지 확인할 필요가 있음  </w:t>
-                </w:r>
-              </w:sdtContent>
-            </w:sdt>
-          </w:p>
-          <w:p>
-            <w:pPr>
-              <w:spacing w:after="240" w:before="240" w:lineRule="auto"/>
-              <w:ind w:left="0" w:firstLine="0"/>
-              <w:rPr/>
-            </w:pPr>
-            <w:r>
-              <w:rPr>
-                <w:rtl w:val="0"/>
-              </w:rPr>
-            </w:r>
-          </w:p>
-          <w:p>
-            <w:pPr>
-              <w:spacing w:after="240" w:before="240" w:lineRule="auto"/>
-              <w:ind w:left="0" w:firstLine="0"/>
-              <w:rPr/>
-            </w:pPr>
-            <w:sdt>
-              <w:sdtPr>
-                <w:id w:val="-2003478331"/>
-                <w:tag w:val="goog_rdk_17"/>
-              </w:sdtPr>
-              <w:sdtContent>
-                <w:r>
-                  <w:rPr>
-                    <w:rFonts w:ascii="Arial Unicode MS" w:cs="Arial Unicode MS" w:eastAsia="Arial Unicode MS" w:hAnsi="Arial Unicode MS"/>
-                    <w:b w:val="1"/>
-                    <w:bCs w:val="1"/>
-                    <w:rtl w:val="0"/>
-                  </w:rPr>
-                  <w:t xml:space="preserve">3. 추진 목적 </w:t>
-                </w:r>
-              </w:sdtContent>
-            </w:sdt>
-            <w:r>
-              <w:rPr>
-                <w:rtl w:val="0"/>
-              </w:rPr>
-              <w:t xml:space="preserve"> </w:t>
-            </w:r>
-          </w:p>
-          <w:p>
-            <w:pPr>
-              <w:numPr>
-                <w:ilvl w:val="0"/>
-                <w:numId w:val="2"/>
-              </w:numPr>
-              <w:spacing w:after="0" w:afterAutospacing="0" w:before="240" w:lineRule="auto"/>
-              <w:ind w:left="720" w:hanging="360"/>
-              <w:rPr>
-                <w:u w:val="none"/>
-              </w:rPr>
-            </w:pPr>
-            <w:sdt>
-              <w:sdtPr>
-                <w:id w:val="675619191"/>
-                <w:tag w:val="goog_rdk_18"/>
-              </w:sdtPr>
-              <w:sdtContent>
-                <w:r>
-                  <w:rPr>
-                    <w:rFonts w:ascii="Arial Unicode MS" w:cs="Arial Unicode MS" w:eastAsia="Arial Unicode MS" w:hAnsi="Arial Unicode MS"/>
-                    <w:rtl w:val="0"/>
-                  </w:rPr>
-                  <w:t xml:space="preserve">2021~2025년 서울시 기온과 이동수단 이용 데이터를 비교하여 기온 변화에 따른 이용 패턴을 파악</w:t>
-                </w:r>
-              </w:sdtContent>
-            </w:sdt>
-          </w:p>
-          <w:p>
-            <w:pPr>
-              <w:numPr>
-                <w:ilvl w:val="0"/>
-                <w:numId w:val="2"/>
-              </w:numPr>
-              <w:spacing w:after="240" w:before="0" w:beforeAutospacing="0" w:lineRule="auto"/>
-              <w:ind w:left="720" w:hanging="360"/>
-              <w:rPr>
-                <w:u w:val="none"/>
-              </w:rPr>
-            </w:pPr>
-            <w:sdt>
-              <w:sdtPr>
-                <w:id w:val="-1820737630"/>
-                <w:tag w:val="goog_rdk_19"/>
-              </w:sdtPr>
-              <w:sdtContent>
-                <w:r>
-                  <w:rPr>
-                    <w:rFonts w:ascii="Arial Unicode MS" w:cs="Arial Unicode MS" w:eastAsia="Arial Unicode MS" w:hAnsi="Arial Unicode MS"/>
-                    <w:rtl w:val="0"/>
-                  </w:rPr>
-                  <w:t xml:space="preserve">기온에 따른 따릉이와 지하철 이용량 변화 및 차이를 확인하여 공공자전거 운영 및 교통수요 관리에 참고할 수 있는 기조자료를 도출</w:t>
-                </w:r>
-              </w:sdtContent>
-            </w:sdt>
+            <w:r>
+              <w:rPr>
+                <w:rFonts w:ascii="Arial Unicode MS" w:cs="Arial Unicode MS" w:eastAsia="Arial Unicode MS" w:hAnsi="Arial Unicode MS"/>
+                <w:rtl w:val="0"/>
+              </w:rPr>
+              <w:t xml:space="preserve">기온에 따른 따릉이와 지하철 이용량 변화 및 차이를 확인하여 공공자전거 운영 및 교통수요 관리에 참고할 수 있는 기조자료를 도출</w:t>
+            </w:r>
+            <w:r>
+              <w:rPr>
+                <w:rtl w:val="0"/>
+              </w:rPr>
+            </w:r>
           </w:p>
         </w:tc>
       </w:tr>
@@ -907,21 +755,13 @@
               <w:jc w:val="center"/>
               <w:rPr/>
             </w:pPr>
-            <w:sdt>
-              <w:sdtPr>
-                <w:id w:val="-1748174516"/>
-                <w:tag w:val="goog_rdk_20"/>
-              </w:sdtPr>
-              <w:sdtContent>
-                <w:r>
-                  <w:rPr>
-                    <w:rFonts w:ascii="Arial Unicode MS" w:cs="Arial Unicode MS" w:eastAsia="Arial Unicode MS" w:hAnsi="Arial Unicode MS"/>
-                    <w:rtl w:val="0"/>
-                  </w:rPr>
-                  <w:t xml:space="preserve">분석 목표</w:t>
-                </w:r>
-              </w:sdtContent>
-            </w:sdt>
+            <w:r>
+              <w:rPr>
+                <w:rFonts w:ascii="Arial Unicode MS" w:cs="Arial Unicode MS" w:eastAsia="Arial Unicode MS" w:hAnsi="Arial Unicode MS"/>
+                <w:rtl w:val="0"/>
+              </w:rPr>
+              <w:t xml:space="preserve">분석 목표</w:t>
+            </w:r>
             <w:r>
               <w:rPr>
                 <w:rtl w:val="0"/>
@@ -952,110 +792,90 @@
                 <w:bCs w:val="1"/>
               </w:rPr>
             </w:pPr>
-            <w:sdt>
-              <w:sdtPr>
-                <w:id w:val="-447097889"/>
-                <w:tag w:val="goog_rdk_21"/>
-              </w:sdtPr>
-              <w:sdtContent>
-                <w:r>
-                  <w:rPr>
-                    <w:rFonts w:ascii="Arial Unicode MS" w:cs="Arial Unicode MS" w:eastAsia="Arial Unicode MS" w:hAnsi="Arial Unicode MS"/>
-                    <w:b w:val="1"/>
-                    <w:bCs w:val="1"/>
-                    <w:rtl w:val="0"/>
-                  </w:rPr>
-                  <w:t xml:space="preserve">1. 분석 목표</w:t>
-                </w:r>
-              </w:sdtContent>
-            </w:sdt>
+            <w:r>
+              <w:rPr>
+                <w:rFonts w:ascii="Arial Unicode MS" w:cs="Arial Unicode MS" w:eastAsia="Arial Unicode MS" w:hAnsi="Arial Unicode MS"/>
+                <w:b w:val="1"/>
+                <w:bCs w:val="1"/>
+                <w:rtl w:val="0"/>
+              </w:rPr>
+              <w:t xml:space="preserve">1. 분석 목표</w:t>
+            </w:r>
           </w:p>
           <w:p>
             <w:pPr>
               <w:numPr>
                 <w:ilvl w:val="0"/>
-                <w:numId w:val="1"/>
+                <w:numId w:val="2"/>
               </w:numPr>
-              <w:spacing w:after="0" w:afterAutospacing="0" w:before="120" w:lineRule="auto"/>
+              <w:spacing w:after="0" w:before="120" w:lineRule="auto"/>
               <w:ind w:left="720" w:hanging="360"/>
               <w:rPr>
                 <w:rFonts w:ascii="Arimo" w:cs="Arimo" w:eastAsia="Arimo" w:hAnsi="Arimo"/>
-                <w:u w:val="none"/>
               </w:rPr>
             </w:pPr>
-            <w:sdt>
-              <w:sdtPr>
-                <w:id w:val="-537561870"/>
-                <w:tag w:val="goog_rdk_22"/>
-              </w:sdtPr>
-              <w:sdtContent>
-                <w:r>
-                  <w:rPr>
-                    <w:rFonts w:ascii="Arial Unicode MS" w:cs="Arial Unicode MS" w:eastAsia="Arial Unicode MS" w:hAnsi="Arial Unicode MS"/>
-                    <w:rtl w:val="0"/>
-                  </w:rPr>
-                  <w:t xml:space="preserve">기온별 따릉이 이용량 변화 파악</w:t>
-                </w:r>
-              </w:sdtContent>
-            </w:sdt>
+            <w:r>
+              <w:rPr>
+                <w:rFonts w:ascii="Arial Unicode MS" w:cs="Arial Unicode MS" w:eastAsia="Arial Unicode MS" w:hAnsi="Arial Unicode MS"/>
+                <w:rtl w:val="0"/>
+              </w:rPr>
+              <w:t xml:space="preserve">기온별 따릉이 이용량 변화 파악</w:t>
+            </w:r>
+            <w:r>
+              <w:rPr>
+                <w:rtl w:val="0"/>
+              </w:rPr>
+            </w:r>
           </w:p>
           <w:p>
             <w:pPr>
               <w:numPr>
                 <w:ilvl w:val="0"/>
-                <w:numId w:val="1"/>
+                <w:numId w:val="2"/>
               </w:numPr>
-              <w:spacing w:after="0" w:afterAutospacing="0" w:before="0" w:beforeAutospacing="0" w:lineRule="auto"/>
+              <w:spacing w:after="0" w:before="0" w:lineRule="auto"/>
               <w:ind w:left="720" w:hanging="360"/>
               <w:rPr>
                 <w:rFonts w:ascii="Arimo" w:cs="Arimo" w:eastAsia="Arimo" w:hAnsi="Arimo"/>
-                <w:u w:val="none"/>
               </w:rPr>
             </w:pPr>
-            <w:sdt>
-              <w:sdtPr>
-                <w:id w:val="676067302"/>
-                <w:tag w:val="goog_rdk_23"/>
-              </w:sdtPr>
-              <w:sdtContent>
-                <w:r>
-                  <w:rPr>
-                    <w:rFonts w:ascii="Arial Unicode MS" w:cs="Arial Unicode MS" w:eastAsia="Arial Unicode MS" w:hAnsi="Arial Unicode MS"/>
-                    <w:rtl w:val="0"/>
-                  </w:rPr>
-                  <w:t xml:space="preserve">기온 구간별 지하철 이용량 변화 및 시간대별 이용 패턴 파악</w:t>
-                </w:r>
-              </w:sdtContent>
-            </w:sdt>
+            <w:r>
+              <w:rPr>
+                <w:rFonts w:ascii="Arial Unicode MS" w:cs="Arial Unicode MS" w:eastAsia="Arial Unicode MS" w:hAnsi="Arial Unicode MS"/>
+                <w:rtl w:val="0"/>
+              </w:rPr>
+              <w:t xml:space="preserve">기온 구간별 지하철 이용량 변화 및 시간대별 이용 패턴 파악</w:t>
+            </w:r>
+            <w:r>
+              <w:rPr>
+                <w:rtl w:val="0"/>
+              </w:rPr>
+            </w:r>
           </w:p>
           <w:p>
             <w:pPr>
               <w:numPr>
                 <w:ilvl w:val="0"/>
-                <w:numId w:val="1"/>
+                <w:numId w:val="2"/>
               </w:numPr>
-              <w:spacing w:after="120" w:before="0" w:beforeAutospacing="0" w:lineRule="auto"/>
+              <w:spacing w:after="120" w:before="0" w:lineRule="auto"/>
               <w:ind w:left="720" w:hanging="360"/>
               <w:rPr>
                 <w:rFonts w:ascii="Arimo" w:cs="Arimo" w:eastAsia="Arimo" w:hAnsi="Arimo"/>
-                <w:u w:val="none"/>
               </w:rPr>
             </w:pPr>
-            <w:sdt>
-              <w:sdtPr>
-                <w:id w:val="1331765314"/>
-                <w:tag w:val="goog_rdk_24"/>
-              </w:sdtPr>
-              <w:sdtContent>
-                <w:r>
-                  <w:rPr>
-                    <w:rFonts w:ascii="Arial Unicode MS" w:cs="Arial Unicode MS" w:eastAsia="Arial Unicode MS" w:hAnsi="Arial Unicode MS"/>
-                    <w:rtl w:val="0"/>
-                  </w:rPr>
-                  <w:t xml:space="preserve">따릉이와 지하철의 기온에 따른 이용량 변화 차이 파악</w:t>
-                </w:r>
-              </w:sdtContent>
-            </w:sdt>
+            <w:r>
+              <w:rPr>
+                <w:rFonts w:ascii="Arial Unicode MS" w:cs="Arial Unicode MS" w:eastAsia="Arial Unicode MS" w:hAnsi="Arial Unicode MS"/>
+                <w:rtl w:val="0"/>
+              </w:rPr>
+              <w:t xml:space="preserve">따릉이와 지하철의 기온에 따른 이용량 변화 차이 파악</w:t>
+            </w:r>
+            <w:r>
+              <w:rPr>
+                <w:rtl w:val="0"/>
+              </w:rPr>
+            </w:r>
           </w:p>
           <w:p>
             <w:pPr>
@@ -1065,23 +885,15 @@
                 <w:bCs w:val="1"/>
               </w:rPr>
             </w:pPr>
-            <w:sdt>
-              <w:sdtPr>
-                <w:id w:val="-2129729032"/>
-                <w:tag w:val="goog_rdk_25"/>
-              </w:sdtPr>
-              <w:sdtContent>
-                <w:r>
-                  <w:rPr>
-                    <w:rFonts w:ascii="Arial Unicode MS" w:cs="Arial Unicode MS" w:eastAsia="Arial Unicode MS" w:hAnsi="Arial Unicode MS"/>
-                    <w:b w:val="1"/>
-                    <w:bCs w:val="1"/>
-                    <w:rtl w:val="0"/>
-                  </w:rPr>
-                  <w:t xml:space="preserve">2. 활용데이터</w:t>
-                </w:r>
-              </w:sdtContent>
-            </w:sdt>
+            <w:r>
+              <w:rPr>
+                <w:rFonts w:ascii="Arial Unicode MS" w:cs="Arial Unicode MS" w:eastAsia="Arial Unicode MS" w:hAnsi="Arial Unicode MS"/>
+                <w:b w:val="1"/>
+                <w:bCs w:val="1"/>
+                <w:rtl w:val="0"/>
+              </w:rPr>
+              <w:t xml:space="preserve">2. 활용데이터</w:t>
+            </w:r>
             <w:r>
               <w:rPr>
                 <w:rtl w:val="0"/>
@@ -1092,88 +904,76 @@
             <w:pPr>
               <w:numPr>
                 <w:ilvl w:val="0"/>
-                <w:numId w:val="4"/>
+                <w:numId w:val="5"/>
               </w:numPr>
-              <w:spacing w:after="0" w:afterAutospacing="0" w:before="120" w:lineRule="auto"/>
+              <w:spacing w:after="0" w:before="120" w:lineRule="auto"/>
               <w:ind w:left="720" w:hanging="360"/>
               <w:rPr>
                 <w:rFonts w:ascii="Arimo" w:cs="Arimo" w:eastAsia="Arimo" w:hAnsi="Arimo"/>
-                <w:u w:val="none"/>
               </w:rPr>
             </w:pPr>
-            <w:sdt>
-              <w:sdtPr>
-                <w:id w:val="1135449858"/>
-                <w:tag w:val="goog_rdk_26"/>
-              </w:sdtPr>
-              <w:sdtContent>
-                <w:r>
-                  <w:rPr>
-                    <w:rFonts w:ascii="Arial Unicode MS" w:cs="Arial Unicode MS" w:eastAsia="Arial Unicode MS" w:hAnsi="Arial Unicode MS"/>
-                    <w:rtl w:val="0"/>
-                  </w:rPr>
-                  <w:t xml:space="preserve">서울시 기온 데이터</w:t>
-                </w:r>
-              </w:sdtContent>
-            </w:sdt>
+            <w:r>
+              <w:rPr>
+                <w:rFonts w:ascii="Arial Unicode MS" w:cs="Arial Unicode MS" w:eastAsia="Arial Unicode MS" w:hAnsi="Arial Unicode MS"/>
+                <w:rtl w:val="0"/>
+              </w:rPr>
+              <w:t xml:space="preserve">서울시 기온 데이터</w:t>
+            </w:r>
+            <w:r>
+              <w:rPr>
+                <w:rtl w:val="0"/>
+              </w:rPr>
+            </w:r>
           </w:p>
           <w:p>
             <w:pPr>
               <w:numPr>
                 <w:ilvl w:val="0"/>
-                <w:numId w:val="4"/>
+                <w:numId w:val="5"/>
               </w:numPr>
-              <w:spacing w:after="0" w:afterAutospacing="0" w:before="0" w:beforeAutospacing="0" w:lineRule="auto"/>
+              <w:spacing w:after="0" w:before="0" w:lineRule="auto"/>
               <w:ind w:left="720" w:hanging="360"/>
               <w:rPr>
                 <w:rFonts w:ascii="Arimo" w:cs="Arimo" w:eastAsia="Arimo" w:hAnsi="Arimo"/>
-                <w:u w:val="none"/>
               </w:rPr>
             </w:pPr>
-            <w:sdt>
-              <w:sdtPr>
-                <w:id w:val="-1475471157"/>
-                <w:tag w:val="goog_rdk_27"/>
-              </w:sdtPr>
-              <w:sdtContent>
-                <w:r>
-                  <w:rPr>
-                    <w:rFonts w:ascii="Arial Unicode MS" w:cs="Arial Unicode MS" w:eastAsia="Arial Unicode MS" w:hAnsi="Arial Unicode MS"/>
-                    <w:rtl w:val="0"/>
-                  </w:rPr>
-                  <w:t xml:space="preserve">서울시 공공자전거 따릉이 대여이력</w:t>
-                </w:r>
-              </w:sdtContent>
-            </w:sdt>
+            <w:r>
+              <w:rPr>
+                <w:rFonts w:ascii="Arial Unicode MS" w:cs="Arial Unicode MS" w:eastAsia="Arial Unicode MS" w:hAnsi="Arial Unicode MS"/>
+                <w:rtl w:val="0"/>
+              </w:rPr>
+              <w:t xml:space="preserve">서울시 공공자전거 따릉이 대여이력</w:t>
+            </w:r>
+            <w:r>
+              <w:rPr>
+                <w:rtl w:val="0"/>
+              </w:rPr>
+            </w:r>
           </w:p>
           <w:p>
             <w:pPr>
               <w:numPr>
                 <w:ilvl w:val="0"/>
-                <w:numId w:val="4"/>
+                <w:numId w:val="5"/>
               </w:numPr>
-              <w:spacing w:after="120" w:before="0" w:beforeAutospacing="0" w:lineRule="auto"/>
+              <w:spacing w:after="120" w:before="0" w:lineRule="auto"/>
               <w:ind w:left="720" w:hanging="360"/>
               <w:rPr>
                 <w:rFonts w:ascii="Arimo" w:cs="Arimo" w:eastAsia="Arimo" w:hAnsi="Arimo"/>
-                <w:u w:val="none"/>
               </w:rPr>
             </w:pPr>
-            <w:sdt>
-              <w:sdtPr>
-                <w:id w:val="85134587"/>
-                <w:tag w:val="goog_rdk_28"/>
-              </w:sdtPr>
-              <w:sdtContent>
-                <w:r>
-                  <w:rPr>
-                    <w:rFonts w:ascii="Arial Unicode MS" w:cs="Arial Unicode MS" w:eastAsia="Arial Unicode MS" w:hAnsi="Arial Unicode MS"/>
-                    <w:rtl w:val="0"/>
-                  </w:rPr>
-                  <w:t xml:space="preserve">서울교통공사 지하철 승하차인원</w:t>
-                </w:r>
-              </w:sdtContent>
-            </w:sdt>
+            <w:r>
+              <w:rPr>
+                <w:rFonts w:ascii="Arial Unicode MS" w:cs="Arial Unicode MS" w:eastAsia="Arial Unicode MS" w:hAnsi="Arial Unicode MS"/>
+                <w:rtl w:val="0"/>
+              </w:rPr>
+              <w:t xml:space="preserve">서울교통공사 지하철 승하차인원</w:t>
+            </w:r>
+            <w:r>
+              <w:rPr>
+                <w:rtl w:val="0"/>
+              </w:rPr>
+            </w:r>
           </w:p>
           <w:p>
             <w:pPr>
@@ -1185,220 +985,15 @@
                 <w:bCs w:val="1"/>
               </w:rPr>
             </w:pPr>
-            <w:sdt>
-              <w:sdtPr>
-                <w:id w:val="581120476"/>
-                <w:tag w:val="goog_rdk_29"/>
-              </w:sdtPr>
-              <w:sdtContent>
-                <w:r>
-                  <w:rPr>
-                    <w:rFonts w:ascii="Arial Unicode MS" w:cs="Arial Unicode MS" w:eastAsia="Arial Unicode MS" w:hAnsi="Arial Unicode MS"/>
-                    <w:b w:val="1"/>
-                    <w:bCs w:val="1"/>
-                    <w:rtl w:val="0"/>
-                  </w:rPr>
-                  <w:t xml:space="preserve">3. 분석방법</w:t>
-                </w:r>
-              </w:sdtContent>
-            </w:sdt>
-          </w:p>
-          <w:p>
-            <w:pPr>
-              <w:numPr>
-                <w:ilvl w:val="0"/>
-                <w:numId w:val="6"/>
-              </w:numPr>
-              <w:spacing w:after="0" w:afterAutospacing="0" w:line="276" w:lineRule="auto"/>
-              <w:ind w:left="720" w:hanging="360"/>
-              <w:rPr>
-                <w:u w:val="none"/>
-              </w:rPr>
-            </w:pPr>
-            <w:sdt>
-              <w:sdtPr>
-                <w:id w:val="-1757571686"/>
-                <w:tag w:val="goog_rdk_30"/>
-              </w:sdtPr>
-              <w:sdtContent>
-                <w:r>
-                  <w:rPr>
-                    <w:rFonts w:ascii="Arial Unicode MS" w:cs="Arial Unicode MS" w:eastAsia="Arial Unicode MS" w:hAnsi="Arial Unicode MS"/>
-                    <w:b w:val="1"/>
-                    <w:bCs w:val="1"/>
-                    <w:rtl w:val="0"/>
-                  </w:rPr>
-                  <w:t xml:space="preserve">기초 통계 및 탐색적 분석</w:t>
-                </w:r>
-              </w:sdtContent>
-            </w:sdt>
-            <w:sdt>
-              <w:sdtPr>
-                <w:id w:val="1787430136"/>
-                <w:tag w:val="goog_rdk_31"/>
-              </w:sdtPr>
-              <w:sdtContent>
-                <w:r>
-                  <w:rPr>
-                    <w:rFonts w:ascii="Arial Unicode MS" w:cs="Arial Unicode MS" w:eastAsia="Arial Unicode MS" w:hAnsi="Arial Unicode MS"/>
-                    <w:rtl w:val="0"/>
-                  </w:rPr>
-                  <w:t xml:space="preserve"> : 연도·월별 기온 및 이동수단 이용량 추이</w:t>
-                </w:r>
-              </w:sdtContent>
-            </w:sdt>
-          </w:p>
-          <w:p>
-            <w:pPr>
-              <w:numPr>
-                <w:ilvl w:val="0"/>
-                <w:numId w:val="6"/>
-              </w:numPr>
-              <w:spacing w:after="0" w:afterAutospacing="0" w:line="276" w:lineRule="auto"/>
-              <w:ind w:left="720" w:hanging="360"/>
-              <w:rPr>
-                <w:u w:val="none"/>
-              </w:rPr>
-            </w:pPr>
-            <w:sdt>
-              <w:sdtPr>
-                <w:id w:val="206828025"/>
-                <w:tag w:val="goog_rdk_32"/>
-              </w:sdtPr>
-              <w:sdtContent>
-                <w:r>
-                  <w:rPr>
-                    <w:rFonts w:ascii="Arial Unicode MS" w:cs="Arial Unicode MS" w:eastAsia="Arial Unicode MS" w:hAnsi="Arial Unicode MS"/>
-                    <w:b w:val="1"/>
-                    <w:bCs w:val="1"/>
-                    <w:rtl w:val="0"/>
-                  </w:rPr>
-                  <w:t xml:space="preserve">기온·이용량 상관관계 분석 </w:t>
-                </w:r>
-              </w:sdtContent>
-            </w:sdt>
-            <w:sdt>
-              <w:sdtPr>
-                <w:id w:val="-651548253"/>
-                <w:tag w:val="goog_rdk_33"/>
-              </w:sdtPr>
-              <w:sdtContent>
-                <w:r>
-                  <w:rPr>
-                    <w:rFonts w:ascii="Arial Unicode MS" w:cs="Arial Unicode MS" w:eastAsia="Arial Unicode MS" w:hAnsi="Arial Unicode MS"/>
-                    <w:rtl w:val="0"/>
-                  </w:rPr>
-                  <w:t xml:space="preserve">:기온 구간별 비교 및 상관분석</w:t>
-                </w:r>
-              </w:sdtContent>
-            </w:sdt>
-          </w:p>
-          <w:p>
-            <w:pPr>
-              <w:numPr>
-                <w:ilvl w:val="0"/>
-                <w:numId w:val="6"/>
-              </w:numPr>
-              <w:spacing w:after="240" w:line="276" w:lineRule="auto"/>
-              <w:ind w:left="720" w:hanging="360"/>
-              <w:rPr>
-                <w:u w:val="none"/>
-              </w:rPr>
-            </w:pPr>
-            <w:sdt>
-              <w:sdtPr>
-                <w:id w:val="-602413847"/>
-                <w:tag w:val="goog_rdk_34"/>
-              </w:sdtPr>
-              <w:sdtContent>
-                <w:r>
-                  <w:rPr>
-                    <w:rFonts w:ascii="Arial Unicode MS" w:cs="Arial Unicode MS" w:eastAsia="Arial Unicode MS" w:hAnsi="Arial Unicode MS"/>
-                    <w:b w:val="1"/>
-                    <w:bCs w:val="1"/>
-                    <w:rtl w:val="0"/>
-                  </w:rPr>
-                  <w:t xml:space="preserve">이용 패턴 비교 분석 </w:t>
-                </w:r>
-              </w:sdtContent>
-            </w:sdt>
-            <w:sdt>
-              <w:sdtPr>
-                <w:id w:val="1487668922"/>
-                <w:tag w:val="goog_rdk_35"/>
-              </w:sdtPr>
-              <w:sdtContent>
-                <w:r>
-                  <w:rPr>
-                    <w:rFonts w:ascii="Arial Unicode MS" w:cs="Arial Unicode MS" w:eastAsia="Arial Unicode MS" w:hAnsi="Arial Unicode MS"/>
-                    <w:rtl w:val="0"/>
-                  </w:rPr>
-                  <w:t xml:space="preserve">: 시간대별·이동수단별 이용량 변화 및 기온에 따른 차이 분석</w:t>
-                </w:r>
-              </w:sdtContent>
-            </w:sdt>
-            <w:r>
-              <w:rPr>
-                <w:rtl w:val="0"/>
-              </w:rPr>
-            </w:r>
-          </w:p>
-          <w:p>
-            <w:pPr>
-              <w:spacing w:after="120" w:before="120" w:lineRule="auto"/>
-              <w:rPr>
+            <w:r>
+              <w:rPr>
+                <w:rFonts w:ascii="Arial Unicode MS" w:cs="Arial Unicode MS" w:eastAsia="Arial Unicode MS" w:hAnsi="Arial Unicode MS"/>
                 <w:b w:val="1"/>
                 <w:bCs w:val="1"/>
-              </w:rPr>
-            </w:pPr>
-            <w:sdt>
-              <w:sdtPr>
-                <w:id w:val="625497289"/>
-                <w:tag w:val="goog_rdk_36"/>
-              </w:sdtPr>
-              <w:sdtContent>
-                <w:r>
-                  <w:rPr>
-                    <w:rFonts w:ascii="Arial Unicode MS" w:cs="Arial Unicode MS" w:eastAsia="Arial Unicode MS" w:hAnsi="Arial Unicode MS"/>
-                    <w:b w:val="1"/>
-                    <w:bCs w:val="1"/>
-                    <w:rtl w:val="0"/>
-                  </w:rPr>
-                  <w:t xml:space="preserve">4. 비고 </w:t>
-                </w:r>
-              </w:sdtContent>
-            </w:sdt>
-            <w:r>
-              <w:rPr>
-                <w:rtl w:val="0"/>
-              </w:rPr>
-            </w:r>
-          </w:p>
-          <w:p>
-            <w:pPr>
-              <w:spacing w:after="120" w:before="120" w:lineRule="auto"/>
-              <w:rPr>
-                <w:b w:val="1"/>
-                <w:bCs w:val="1"/>
-              </w:rPr>
-            </w:pPr>
-            <w:sdt>
-              <w:sdtPr>
-                <w:id w:val="1409621437"/>
-                <w:tag w:val="goog_rdk_37"/>
-              </w:sdtPr>
-              <w:sdtContent>
-                <w:r>
-                  <w:rPr>
-                    <w:rFonts w:ascii="Arial Unicode MS" w:cs="Arial Unicode MS" w:eastAsia="Arial Unicode MS" w:hAnsi="Arial Unicode MS"/>
-                    <w:b w:val="1"/>
-                    <w:bCs w:val="1"/>
-                    <w:rtl w:val="0"/>
-                  </w:rPr>
-                  <w:t xml:space="preserve">  예상되는 문제점 및 고려사항:</w:t>
-                </w:r>
-              </w:sdtContent>
-            </w:sdt>
+                <w:rtl w:val="0"/>
+              </w:rPr>
+              <w:t xml:space="preserve">3. 분석방법</w:t>
+            </w:r>
           </w:p>
           <w:p>
             <w:pPr>
@@ -1406,44 +1001,31 @@
                 <w:ilvl w:val="0"/>
                 <w:numId w:val="7"/>
               </w:numPr>
-              <w:spacing w:after="0" w:afterAutospacing="0" w:line="276" w:lineRule="auto"/>
+              <w:spacing w:after="0" w:line="276" w:lineRule="auto"/>
               <w:ind w:left="720" w:hanging="360"/>
-              <w:rPr>
-                <w:u w:val="none"/>
-              </w:rPr>
+              <w:rPr/>
             </w:pPr>
-            <w:sdt>
-              <w:sdtPr>
-                <w:id w:val="-1020412616"/>
-                <w:tag w:val="goog_rdk_38"/>
-              </w:sdtPr>
-              <w:sdtContent>
-                <w:r>
-                  <w:rPr>
-                    <w:rFonts w:ascii="Arial Unicode MS" w:cs="Arial Unicode MS" w:eastAsia="Arial Unicode MS" w:hAnsi="Arial Unicode MS"/>
-                    <w:b w:val="1"/>
-                    <w:bCs w:val="1"/>
-                    <w:rtl w:val="0"/>
-                  </w:rPr>
-                  <w:t xml:space="preserve">데이터 결측치 </w:t>
-                </w:r>
-              </w:sdtContent>
-            </w:sdt>
-            <w:sdt>
-              <w:sdtPr>
-                <w:id w:val="1803666085"/>
-                <w:tag w:val="goog_rdk_39"/>
-              </w:sdtPr>
-              <w:sdtContent>
-                <w:r>
-                  <w:rPr>
-                    <w:rFonts w:ascii="Arial Unicode MS" w:cs="Arial Unicode MS" w:eastAsia="Arial Unicode MS" w:hAnsi="Arial Unicode MS"/>
-                    <w:rtl w:val="0"/>
-                  </w:rPr>
-                  <w:t xml:space="preserve">: 특정 날짜·대여소·역의 이용 데이터 누락 가능성</w:t>
-                </w:r>
-              </w:sdtContent>
-            </w:sdt>
+            <w:r>
+              <w:rPr>
+                <w:rFonts w:ascii="Arial Unicode MS" w:cs="Arial Unicode MS" w:eastAsia="Arial Unicode MS" w:hAnsi="Arial Unicode MS"/>
+                <w:b w:val="1"/>
+                <w:bCs w:val="1"/>
+                <w:rtl w:val="0"/>
+              </w:rPr>
+              <w:t xml:space="preserve">기초 통계 및 탐색적 분석</w:t>
+            </w:r>
+            <w:r>
+              <w:rPr>
+                <w:rFonts w:ascii="Arial Unicode MS" w:cs="Arial Unicode MS" w:eastAsia="Arial Unicode MS" w:hAnsi="Arial Unicode MS"/>
+                <w:rtl w:val="0"/>
+              </w:rPr>
+              <w:t xml:space="preserve"> : 연도·월별 기온 및 이동수단 이용량 추이</w:t>
+            </w:r>
+            <w:r>
+              <w:rPr>
+                <w:rtl w:val="0"/>
+              </w:rPr>
+            </w:r>
           </w:p>
           <w:p>
             <w:pPr>
@@ -1451,44 +1033,31 @@
                 <w:ilvl w:val="0"/>
                 <w:numId w:val="7"/>
               </w:numPr>
-              <w:spacing w:after="0" w:afterAutospacing="0" w:line="276" w:lineRule="auto"/>
+              <w:spacing w:after="0" w:line="276" w:lineRule="auto"/>
               <w:ind w:left="720" w:hanging="360"/>
-              <w:rPr>
-                <w:u w:val="none"/>
-              </w:rPr>
+              <w:rPr/>
             </w:pPr>
-            <w:sdt>
-              <w:sdtPr>
-                <w:id w:val="-1195527241"/>
-                <w:tag w:val="goog_rdk_40"/>
-              </w:sdtPr>
-              <w:sdtContent>
-                <w:r>
-                  <w:rPr>
-                    <w:rFonts w:ascii="Arial Unicode MS" w:cs="Arial Unicode MS" w:eastAsia="Arial Unicode MS" w:hAnsi="Arial Unicode MS"/>
-                    <w:b w:val="1"/>
-                    <w:bCs w:val="1"/>
-                    <w:rtl w:val="0"/>
-                  </w:rPr>
-                  <w:t xml:space="preserve">이상치 </w:t>
-                </w:r>
-              </w:sdtContent>
-            </w:sdt>
-            <w:sdt>
-              <w:sdtPr>
-                <w:id w:val="-1022320216"/>
-                <w:tag w:val="goog_rdk_41"/>
-              </w:sdtPr>
-              <w:sdtContent>
-                <w:r>
-                  <w:rPr>
-                    <w:rFonts w:ascii="Arial Unicode MS" w:cs="Arial Unicode MS" w:eastAsia="Arial Unicode MS" w:hAnsi="Arial Unicode MS"/>
-                    <w:rtl w:val="0"/>
-                  </w:rPr>
-                  <w:t xml:space="preserve">: 특정 날짜·시간대의 이용량이 일시적으로 증가 또는 감소하여 전체 패턴 왜곡 우려</w:t>
-                </w:r>
-              </w:sdtContent>
-            </w:sdt>
+            <w:r>
+              <w:rPr>
+                <w:rFonts w:ascii="Arial Unicode MS" w:cs="Arial Unicode MS" w:eastAsia="Arial Unicode MS" w:hAnsi="Arial Unicode MS"/>
+                <w:b w:val="1"/>
+                <w:bCs w:val="1"/>
+                <w:rtl w:val="0"/>
+              </w:rPr>
+              <w:t xml:space="preserve">기온·이용량 상관관계 분석 </w:t>
+            </w:r>
+            <w:r>
+              <w:rPr>
+                <w:rFonts w:ascii="Arial Unicode MS" w:cs="Arial Unicode MS" w:eastAsia="Arial Unicode MS" w:hAnsi="Arial Unicode MS"/>
+                <w:rtl w:val="0"/>
+              </w:rPr>
+              <w:t xml:space="preserve">:기온 구간별 비교 및 상관분석</w:t>
+            </w:r>
+            <w:r>
+              <w:rPr>
+                <w:rtl w:val="0"/>
+              </w:rPr>
+            </w:r>
           </w:p>
           <w:p>
             <w:pPr>
@@ -1498,42 +1067,161 @@
               </w:numPr>
               <w:spacing w:after="240" w:line="276" w:lineRule="auto"/>
               <w:ind w:left="720" w:hanging="360"/>
-              <w:rPr>
-                <w:u w:val="none"/>
-              </w:rPr>
+              <w:rPr/>
             </w:pPr>
-            <w:sdt>
-              <w:sdtPr>
-                <w:id w:val="-1773500795"/>
-                <w:tag w:val="goog_rdk_42"/>
-              </w:sdtPr>
-              <w:sdtContent>
-                <w:r>
-                  <w:rPr>
-                    <w:rFonts w:ascii="Arial Unicode MS" w:cs="Arial Unicode MS" w:eastAsia="Arial Unicode MS" w:hAnsi="Arial Unicode MS"/>
-                    <w:b w:val="1"/>
-                    <w:bCs w:val="1"/>
-                    <w:rtl w:val="0"/>
-                  </w:rPr>
-                  <w:t xml:space="preserve">이용량 결정 요인의 다양성</w:t>
-                </w:r>
-              </w:sdtContent>
-            </w:sdt>
-            <w:sdt>
-              <w:sdtPr>
-                <w:id w:val="-1527335411"/>
-                <w:tag w:val="goog_rdk_43"/>
-              </w:sdtPr>
-              <w:sdtContent>
-                <w:r>
-                  <w:rPr>
-                    <w:rFonts w:ascii="Arial Unicode MS" w:cs="Arial Unicode MS" w:eastAsia="Arial Unicode MS" w:hAnsi="Arial Unicode MS"/>
-                    <w:rtl w:val="0"/>
-                  </w:rPr>
-                  <w:t xml:space="preserve"> : 요일·공휴일·계절·강수 등 기온 외 다양한 요인이 이용량에 영향을 줄 수 있음</w:t>
-                </w:r>
-              </w:sdtContent>
-            </w:sdt>
+            <w:r>
+              <w:rPr>
+                <w:rFonts w:ascii="Arial Unicode MS" w:cs="Arial Unicode MS" w:eastAsia="Arial Unicode MS" w:hAnsi="Arial Unicode MS"/>
+                <w:b w:val="1"/>
+                <w:bCs w:val="1"/>
+                <w:rtl w:val="0"/>
+              </w:rPr>
+              <w:t xml:space="preserve">이용 패턴 비교 분석 </w:t>
+            </w:r>
+            <w:r>
+              <w:rPr>
+                <w:rFonts w:ascii="Arial Unicode MS" w:cs="Arial Unicode MS" w:eastAsia="Arial Unicode MS" w:hAnsi="Arial Unicode MS"/>
+                <w:rtl w:val="0"/>
+              </w:rPr>
+              <w:t xml:space="preserve">: 시간대별·이동수단별 이용량 변화 및 기온에 따른 차이 분석</w:t>
+            </w:r>
+            <w:r>
+              <w:rPr>
+                <w:rtl w:val="0"/>
+              </w:rPr>
+            </w:r>
+          </w:p>
+          <w:p>
+            <w:pPr>
+              <w:spacing w:after="120" w:before="120" w:lineRule="auto"/>
+              <w:rPr>
+                <w:b w:val="1"/>
+                <w:bCs w:val="1"/>
+              </w:rPr>
+            </w:pPr>
+            <w:r>
+              <w:rPr>
+                <w:rFonts w:ascii="Arial Unicode MS" w:cs="Arial Unicode MS" w:eastAsia="Arial Unicode MS" w:hAnsi="Arial Unicode MS"/>
+                <w:b w:val="1"/>
+                <w:bCs w:val="1"/>
+                <w:rtl w:val="0"/>
+              </w:rPr>
+              <w:t xml:space="preserve">4. 비고 </w:t>
+            </w:r>
+            <w:r>
+              <w:rPr>
+                <w:rtl w:val="0"/>
+              </w:rPr>
+            </w:r>
+          </w:p>
+          <w:p>
+            <w:pPr>
+              <w:spacing w:after="120" w:before="120" w:lineRule="auto"/>
+              <w:rPr>
+                <w:b w:val="1"/>
+                <w:bCs w:val="1"/>
+              </w:rPr>
+            </w:pPr>
+            <w:r>
+              <w:rPr>
+                <w:rFonts w:ascii="Arial Unicode MS" w:cs="Arial Unicode MS" w:eastAsia="Arial Unicode MS" w:hAnsi="Arial Unicode MS"/>
+                <w:b w:val="1"/>
+                <w:bCs w:val="1"/>
+                <w:rtl w:val="0"/>
+              </w:rPr>
+              <w:t xml:space="preserve">  예상되는 문제점 및 고려사항:</w:t>
+            </w:r>
+          </w:p>
+          <w:p>
+            <w:pPr>
+              <w:numPr>
+                <w:ilvl w:val="0"/>
+                <w:numId w:val="8"/>
+              </w:numPr>
+              <w:spacing w:after="0" w:line="276" w:lineRule="auto"/>
+              <w:ind w:left="720" w:hanging="360"/>
+              <w:rPr/>
+            </w:pPr>
+            <w:r>
+              <w:rPr>
+                <w:rFonts w:ascii="Arial Unicode MS" w:cs="Arial Unicode MS" w:eastAsia="Arial Unicode MS" w:hAnsi="Arial Unicode MS"/>
+                <w:b w:val="1"/>
+                <w:bCs w:val="1"/>
+                <w:rtl w:val="0"/>
+              </w:rPr>
+              <w:t xml:space="preserve">데이터 결측치 </w:t>
+            </w:r>
+            <w:r>
+              <w:rPr>
+                <w:rFonts w:ascii="Arial Unicode MS" w:cs="Arial Unicode MS" w:eastAsia="Arial Unicode MS" w:hAnsi="Arial Unicode MS"/>
+                <w:rtl w:val="0"/>
+              </w:rPr>
+              <w:t xml:space="preserve">: 특정 날짜·대여소·역의 이용 데이터 누락 가능성</w:t>
+            </w:r>
+            <w:r>
+              <w:rPr>
+                <w:rtl w:val="0"/>
+              </w:rPr>
+            </w:r>
+          </w:p>
+          <w:p>
+            <w:pPr>
+              <w:numPr>
+                <w:ilvl w:val="0"/>
+                <w:numId w:val="8"/>
+              </w:numPr>
+              <w:spacing w:after="0" w:line="276" w:lineRule="auto"/>
+              <w:ind w:left="720" w:hanging="360"/>
+              <w:rPr/>
+            </w:pPr>
+            <w:r>
+              <w:rPr>
+                <w:rFonts w:ascii="Arial Unicode MS" w:cs="Arial Unicode MS" w:eastAsia="Arial Unicode MS" w:hAnsi="Arial Unicode MS"/>
+                <w:b w:val="1"/>
+                <w:bCs w:val="1"/>
+                <w:rtl w:val="0"/>
+              </w:rPr>
+              <w:t xml:space="preserve">이상치 </w:t>
+            </w:r>
+            <w:r>
+              <w:rPr>
+                <w:rFonts w:ascii="Arial Unicode MS" w:cs="Arial Unicode MS" w:eastAsia="Arial Unicode MS" w:hAnsi="Arial Unicode MS"/>
+                <w:rtl w:val="0"/>
+              </w:rPr>
+              <w:t xml:space="preserve">: 특정 날짜·시간대의 이용량이 일시적으로 증가 또는 감소하여 전체 패턴 왜곡 우려</w:t>
+            </w:r>
+            <w:r>
+              <w:rPr>
+                <w:rtl w:val="0"/>
+              </w:rPr>
+            </w:r>
+          </w:p>
+          <w:p>
+            <w:pPr>
+              <w:numPr>
+                <w:ilvl w:val="0"/>
+                <w:numId w:val="8"/>
+              </w:numPr>
+              <w:spacing w:after="240" w:line="276" w:lineRule="auto"/>
+              <w:ind w:left="720" w:hanging="360"/>
+              <w:rPr/>
+            </w:pPr>
+            <w:r>
+              <w:rPr>
+                <w:rFonts w:ascii="Arial Unicode MS" w:cs="Arial Unicode MS" w:eastAsia="Arial Unicode MS" w:hAnsi="Arial Unicode MS"/>
+                <w:b w:val="1"/>
+                <w:bCs w:val="1"/>
+                <w:rtl w:val="0"/>
+              </w:rPr>
+              <w:t xml:space="preserve">이용량 결정 요인의 다양성</w:t>
+            </w:r>
+            <w:r>
+              <w:rPr>
+                <w:rFonts w:ascii="Arial Unicode MS" w:cs="Arial Unicode MS" w:eastAsia="Arial Unicode MS" w:hAnsi="Arial Unicode MS"/>
+                <w:rtl w:val="0"/>
+              </w:rPr>
+              <w:t xml:space="preserve"> : 요일·공휴일·계절·강수 등 기온 외 다양한 요인이 이용량에 영향을 줄 수 있음</w:t>
+            </w:r>
             <w:r>
               <w:rPr>
                 <w:rtl w:val="0"/>
@@ -1569,21 +1257,13 @@
               <w:jc w:val="center"/>
               <w:rPr/>
             </w:pPr>
-            <w:sdt>
-              <w:sdtPr>
-                <w:id w:val="1786787832"/>
-                <w:tag w:val="goog_rdk_44"/>
-              </w:sdtPr>
-              <w:sdtContent>
-                <w:r>
-                  <w:rPr>
-                    <w:rFonts w:ascii="Arial Unicode MS" w:cs="Arial Unicode MS" w:eastAsia="Arial Unicode MS" w:hAnsi="Arial Unicode MS"/>
-                    <w:rtl w:val="0"/>
-                  </w:rPr>
-                  <w:t xml:space="preserve">활용데이터</w:t>
-                </w:r>
-              </w:sdtContent>
-            </w:sdt>
+            <w:r>
+              <w:rPr>
+                <w:rFonts w:ascii="Arial Unicode MS" w:cs="Arial Unicode MS" w:eastAsia="Arial Unicode MS" w:hAnsi="Arial Unicode MS"/>
+                <w:rtl w:val="0"/>
+              </w:rPr>
+              <w:t xml:space="preserve">활용데이터</w:t>
+            </w:r>
             <w:r>
               <w:rPr>
                 <w:rtl w:val="0"/>
@@ -1596,21 +1276,13 @@
               <w:jc w:val="center"/>
               <w:rPr/>
             </w:pPr>
-            <w:sdt>
-              <w:sdtPr>
-                <w:id w:val="-455566979"/>
-                <w:tag w:val="goog_rdk_45"/>
-              </w:sdtPr>
-              <w:sdtContent>
-                <w:r>
-                  <w:rPr>
-                    <w:rFonts w:ascii="Arial Unicode MS" w:cs="Arial Unicode MS" w:eastAsia="Arial Unicode MS" w:hAnsi="Arial Unicode MS"/>
-                    <w:rtl w:val="0"/>
-                  </w:rPr>
-                  <w:t xml:space="preserve">상세</w:t>
-                </w:r>
-              </w:sdtContent>
-            </w:sdt>
+            <w:r>
+              <w:rPr>
+                <w:rFonts w:ascii="Arial Unicode MS" w:cs="Arial Unicode MS" w:eastAsia="Arial Unicode MS" w:hAnsi="Arial Unicode MS"/>
+                <w:rtl w:val="0"/>
+              </w:rPr>
+              <w:t xml:space="preserve">상세</w:t>
+            </w:r>
             <w:r>
               <w:rPr>
                 <w:rtl w:val="0"/>
@@ -1640,23 +1312,15 @@
                 <w:bCs w:val="1"/>
               </w:rPr>
             </w:pPr>
-            <w:sdt>
-              <w:sdtPr>
-                <w:id w:val="1136678382"/>
-                <w:tag w:val="goog_rdk_46"/>
-              </w:sdtPr>
-              <w:sdtContent>
-                <w:r>
-                  <w:rPr>
-                    <w:rFonts w:ascii="Arial Unicode MS" w:cs="Arial Unicode MS" w:eastAsia="Arial Unicode MS" w:hAnsi="Arial Unicode MS"/>
-                    <w:b w:val="1"/>
-                    <w:bCs w:val="1"/>
-                    <w:rtl w:val="0"/>
-                  </w:rPr>
-                  <w:t xml:space="preserve">1. 활용 데이터 목록</w:t>
-                </w:r>
-              </w:sdtContent>
-            </w:sdt>
+            <w:r>
+              <w:rPr>
+                <w:rFonts w:ascii="Arial Unicode MS" w:cs="Arial Unicode MS" w:eastAsia="Arial Unicode MS" w:hAnsi="Arial Unicode MS"/>
+                <w:b w:val="1"/>
+                <w:bCs w:val="1"/>
+                <w:rtl w:val="0"/>
+              </w:rPr>
+              <w:t xml:space="preserve">1. 활용 데이터 목록</w:t>
+            </w:r>
             <w:r>
               <w:rPr>
                 <w:rtl w:val="0"/>
@@ -1733,25 +1397,17 @@
                       <w:szCs w:val="18"/>
                     </w:rPr>
                   </w:pPr>
-                  <w:sdt>
-                    <w:sdtPr>
-                      <w:id w:val="1181764009"/>
-                      <w:tag w:val="goog_rdk_47"/>
-                    </w:sdtPr>
-                    <w:sdtContent>
-                      <w:r>
-                        <w:rPr>
-                          <w:rFonts w:ascii="Arial Unicode MS" w:cs="Arial Unicode MS" w:eastAsia="Arial Unicode MS" w:hAnsi="Arial Unicode MS"/>
-                          <w:b w:val="1"/>
-                          <w:bCs w:val="1"/>
-                          <w:sz w:val="18"/>
-                          <w:szCs w:val="18"/>
-                          <w:rtl w:val="0"/>
-                        </w:rPr>
-                        <w:t xml:space="preserve">데이터명</w:t>
-                      </w:r>
-                    </w:sdtContent>
-                  </w:sdt>
+                  <w:r>
+                    <w:rPr>
+                      <w:rFonts w:ascii="Arial Unicode MS" w:cs="Arial Unicode MS" w:eastAsia="Arial Unicode MS" w:hAnsi="Arial Unicode MS"/>
+                      <w:b w:val="1"/>
+                      <w:bCs w:val="1"/>
+                      <w:sz w:val="18"/>
+                      <w:szCs w:val="18"/>
+                      <w:rtl w:val="0"/>
+                    </w:rPr>
+                    <w:t xml:space="preserve">데이터명</w:t>
+                  </w:r>
                   <w:r>
                     <w:rPr>
                       <w:rtl w:val="0"/>
@@ -1787,25 +1443,17 @@
                       <w:szCs w:val="18"/>
                     </w:rPr>
                   </w:pPr>
-                  <w:sdt>
-                    <w:sdtPr>
-                      <w:id w:val="-939361272"/>
-                      <w:tag w:val="goog_rdk_48"/>
-                    </w:sdtPr>
-                    <w:sdtContent>
-                      <w:r>
-                        <w:rPr>
-                          <w:rFonts w:ascii="Arial Unicode MS" w:cs="Arial Unicode MS" w:eastAsia="Arial Unicode MS" w:hAnsi="Arial Unicode MS"/>
-                          <w:b w:val="1"/>
-                          <w:bCs w:val="1"/>
-                          <w:sz w:val="18"/>
-                          <w:szCs w:val="18"/>
-                          <w:rtl w:val="0"/>
-                        </w:rPr>
-                        <w:t xml:space="preserve">보유기관</w:t>
-                      </w:r>
-                    </w:sdtContent>
-                  </w:sdt>
+                  <w:r>
+                    <w:rPr>
+                      <w:rFonts w:ascii="Arial Unicode MS" w:cs="Arial Unicode MS" w:eastAsia="Arial Unicode MS" w:hAnsi="Arial Unicode MS"/>
+                      <w:b w:val="1"/>
+                      <w:bCs w:val="1"/>
+                      <w:sz w:val="18"/>
+                      <w:szCs w:val="18"/>
+                      <w:rtl w:val="0"/>
+                    </w:rPr>
+                    <w:t xml:space="preserve">보유기관</w:t>
+                  </w:r>
                   <w:r>
                     <w:rPr>
                       <w:rtl w:val="0"/>
@@ -1841,25 +1489,17 @@
                       <w:szCs w:val="18"/>
                     </w:rPr>
                   </w:pPr>
-                  <w:sdt>
-                    <w:sdtPr>
-                      <w:id w:val="-418066162"/>
-                      <w:tag w:val="goog_rdk_49"/>
-                    </w:sdtPr>
-                    <w:sdtContent>
-                      <w:r>
-                        <w:rPr>
-                          <w:rFonts w:ascii="Arial Unicode MS" w:cs="Arial Unicode MS" w:eastAsia="Arial Unicode MS" w:hAnsi="Arial Unicode MS"/>
-                          <w:b w:val="1"/>
-                          <w:bCs w:val="1"/>
-                          <w:sz w:val="18"/>
-                          <w:szCs w:val="18"/>
-                          <w:rtl w:val="0"/>
-                        </w:rPr>
-                        <w:t xml:space="preserve">형태</w:t>
-                      </w:r>
-                    </w:sdtContent>
-                  </w:sdt>
+                  <w:r>
+                    <w:rPr>
+                      <w:rFonts w:ascii="Arial Unicode MS" w:cs="Arial Unicode MS" w:eastAsia="Arial Unicode MS" w:hAnsi="Arial Unicode MS"/>
+                      <w:b w:val="1"/>
+                      <w:bCs w:val="1"/>
+                      <w:sz w:val="18"/>
+                      <w:szCs w:val="18"/>
+                      <w:rtl w:val="0"/>
+                    </w:rPr>
+                    <w:t xml:space="preserve">형태</w:t>
+                  </w:r>
                   <w:r>
                     <w:rPr>
                       <w:rtl w:val="0"/>
@@ -1895,25 +1535,17 @@
                       <w:szCs w:val="18"/>
                     </w:rPr>
                   </w:pPr>
-                  <w:sdt>
-                    <w:sdtPr>
-                      <w:id w:val="2138536161"/>
-                      <w:tag w:val="goog_rdk_50"/>
-                    </w:sdtPr>
-                    <w:sdtContent>
-                      <w:r>
-                        <w:rPr>
-                          <w:rFonts w:ascii="Arial Unicode MS" w:cs="Arial Unicode MS" w:eastAsia="Arial Unicode MS" w:hAnsi="Arial Unicode MS"/>
-                          <w:b w:val="1"/>
-                          <w:bCs w:val="1"/>
-                          <w:sz w:val="18"/>
-                          <w:szCs w:val="18"/>
-                          <w:rtl w:val="0"/>
-                        </w:rPr>
-                        <w:t xml:space="preserve">양식</w:t>
-                      </w:r>
-                    </w:sdtContent>
-                  </w:sdt>
+                  <w:r>
+                    <w:rPr>
+                      <w:rFonts w:ascii="Arial Unicode MS" w:cs="Arial Unicode MS" w:eastAsia="Arial Unicode MS" w:hAnsi="Arial Unicode MS"/>
+                      <w:b w:val="1"/>
+                      <w:bCs w:val="1"/>
+                      <w:sz w:val="18"/>
+                      <w:szCs w:val="18"/>
+                      <w:rtl w:val="0"/>
+                    </w:rPr>
+                    <w:t xml:space="preserve">양식</w:t>
+                  </w:r>
                   <w:r>
                     <w:rPr>
                       <w:rtl w:val="0"/>
@@ -1949,25 +1581,17 @@
                       <w:szCs w:val="18"/>
                     </w:rPr>
                   </w:pPr>
-                  <w:sdt>
-                    <w:sdtPr>
-                      <w:id w:val="-1414828238"/>
-                      <w:tag w:val="goog_rdk_51"/>
-                    </w:sdtPr>
-                    <w:sdtContent>
-                      <w:r>
-                        <w:rPr>
-                          <w:rFonts w:ascii="Arial Unicode MS" w:cs="Arial Unicode MS" w:eastAsia="Arial Unicode MS" w:hAnsi="Arial Unicode MS"/>
-                          <w:b w:val="1"/>
-                          <w:bCs w:val="1"/>
-                          <w:sz w:val="18"/>
-                          <w:szCs w:val="18"/>
-                          <w:rtl w:val="0"/>
-                        </w:rPr>
-                        <w:t xml:space="preserve">주기</w:t>
-                      </w:r>
-                    </w:sdtContent>
-                  </w:sdt>
+                  <w:r>
+                    <w:rPr>
+                      <w:rFonts w:ascii="Arial Unicode MS" w:cs="Arial Unicode MS" w:eastAsia="Arial Unicode MS" w:hAnsi="Arial Unicode MS"/>
+                      <w:b w:val="1"/>
+                      <w:bCs w:val="1"/>
+                      <w:sz w:val="18"/>
+                      <w:szCs w:val="18"/>
+                      <w:rtl w:val="0"/>
+                    </w:rPr>
+                    <w:t xml:space="preserve">주기</w:t>
+                  </w:r>
                   <w:r>
                     <w:rPr>
                       <w:rtl w:val="0"/>
@@ -2003,25 +1627,17 @@
                       <w:szCs w:val="18"/>
                     </w:rPr>
                   </w:pPr>
-                  <w:sdt>
-                    <w:sdtPr>
-                      <w:id w:val="-443981600"/>
-                      <w:tag w:val="goog_rdk_52"/>
-                    </w:sdtPr>
-                    <w:sdtContent>
-                      <w:r>
-                        <w:rPr>
-                          <w:rFonts w:ascii="Arial Unicode MS" w:cs="Arial Unicode MS" w:eastAsia="Arial Unicode MS" w:hAnsi="Arial Unicode MS"/>
-                          <w:b w:val="1"/>
-                          <w:bCs w:val="1"/>
-                          <w:sz w:val="18"/>
-                          <w:szCs w:val="18"/>
-                          <w:rtl w:val="0"/>
-                        </w:rPr>
-                        <w:t xml:space="preserve">수집방안</w:t>
-                      </w:r>
-                    </w:sdtContent>
-                  </w:sdt>
+                  <w:r>
+                    <w:rPr>
+                      <w:rFonts w:ascii="Arial Unicode MS" w:cs="Arial Unicode MS" w:eastAsia="Arial Unicode MS" w:hAnsi="Arial Unicode MS"/>
+                      <w:b w:val="1"/>
+                      <w:bCs w:val="1"/>
+                      <w:sz w:val="18"/>
+                      <w:szCs w:val="18"/>
+                      <w:rtl w:val="0"/>
+                    </w:rPr>
+                    <w:t xml:space="preserve">수집방안</w:t>
+                  </w:r>
                   <w:r>
                     <w:rPr>
                       <w:rtl w:val="0"/>
@@ -2057,25 +1673,17 @@
                       <w:szCs w:val="18"/>
                     </w:rPr>
                   </w:pPr>
-                  <w:sdt>
-                    <w:sdtPr>
-                      <w:id w:val="1139811828"/>
-                      <w:tag w:val="goog_rdk_53"/>
-                    </w:sdtPr>
-                    <w:sdtContent>
-                      <w:r>
-                        <w:rPr>
-                          <w:rFonts w:ascii="Arial Unicode MS" w:cs="Arial Unicode MS" w:eastAsia="Arial Unicode MS" w:hAnsi="Arial Unicode MS"/>
-                          <w:b w:val="1"/>
-                          <w:bCs w:val="1"/>
-                          <w:sz w:val="18"/>
-                          <w:szCs w:val="18"/>
-                          <w:rtl w:val="0"/>
-                        </w:rPr>
-                        <w:t xml:space="preserve">비고</w:t>
-                      </w:r>
-                    </w:sdtContent>
-                  </w:sdt>
+                  <w:r>
+                    <w:rPr>
+                      <w:rFonts w:ascii="Arial Unicode MS" w:cs="Arial Unicode MS" w:eastAsia="Arial Unicode MS" w:hAnsi="Arial Unicode MS"/>
+                      <w:b w:val="1"/>
+                      <w:bCs w:val="1"/>
+                      <w:sz w:val="18"/>
+                      <w:szCs w:val="18"/>
+                      <w:rtl w:val="0"/>
+                    </w:rPr>
+                    <w:t xml:space="preserve">비고</w:t>
+                  </w:r>
                   <w:r>
                     <w:rPr>
                       <w:rtl w:val="0"/>
@@ -2115,23 +1723,15 @@
                       <w:szCs w:val="18"/>
                     </w:rPr>
                   </w:pPr>
-                  <w:sdt>
-                    <w:sdtPr>
-                      <w:id w:val="2092110478"/>
-                      <w:tag w:val="goog_rdk_54"/>
-                    </w:sdtPr>
-                    <w:sdtContent>
-                      <w:r>
-                        <w:rPr>
-                          <w:rFonts w:ascii="Arial Unicode MS" w:cs="Arial Unicode MS" w:eastAsia="Arial Unicode MS" w:hAnsi="Arial Unicode MS"/>
-                          <w:sz w:val="18"/>
-                          <w:szCs w:val="18"/>
-                          <w:rtl w:val="0"/>
-                        </w:rPr>
-                        <w:t xml:space="preserve">서울시 기온 데이터</w:t>
-                      </w:r>
-                    </w:sdtContent>
-                  </w:sdt>
+                  <w:r>
+                    <w:rPr>
+                      <w:rFonts w:ascii="Arial Unicode MS" w:cs="Arial Unicode MS" w:eastAsia="Arial Unicode MS" w:hAnsi="Arial Unicode MS"/>
+                      <w:sz w:val="18"/>
+                      <w:szCs w:val="18"/>
+                      <w:rtl w:val="0"/>
+                    </w:rPr>
+                    <w:t xml:space="preserve">서울시 기온 데이터</w:t>
+                  </w:r>
                 </w:p>
               </w:tc>
               <w:tc>
@@ -2159,23 +1759,15 @@
                       <w:szCs w:val="18"/>
                     </w:rPr>
                   </w:pPr>
-                  <w:sdt>
-                    <w:sdtPr>
-                      <w:id w:val="-629287758"/>
-                      <w:tag w:val="goog_rdk_55"/>
-                    </w:sdtPr>
-                    <w:sdtContent>
-                      <w:r>
-                        <w:rPr>
-                          <w:rFonts w:ascii="Arial Unicode MS" w:cs="Arial Unicode MS" w:eastAsia="Arial Unicode MS" w:hAnsi="Arial Unicode MS"/>
-                          <w:sz w:val="18"/>
-                          <w:szCs w:val="18"/>
-                          <w:rtl w:val="0"/>
-                        </w:rPr>
-                        <w:t xml:space="preserve">기상청</w:t>
-                      </w:r>
-                    </w:sdtContent>
-                  </w:sdt>
+                  <w:r>
+                    <w:rPr>
+                      <w:rFonts w:ascii="Arial Unicode MS" w:cs="Arial Unicode MS" w:eastAsia="Arial Unicode MS" w:hAnsi="Arial Unicode MS"/>
+                      <w:sz w:val="18"/>
+                      <w:szCs w:val="18"/>
+                      <w:rtl w:val="0"/>
+                    </w:rPr>
+                    <w:t xml:space="preserve">기상청</w:t>
+                  </w:r>
                 </w:p>
               </w:tc>
               <w:tc>
@@ -2204,23 +1796,15 @@
                       <w:szCs w:val="18"/>
                     </w:rPr>
                   </w:pPr>
-                  <w:sdt>
-                    <w:sdtPr>
-                      <w:id w:val="273542916"/>
-                      <w:tag w:val="goog_rdk_56"/>
-                    </w:sdtPr>
-                    <w:sdtContent>
-                      <w:r>
-                        <w:rPr>
-                          <w:rFonts w:ascii="Arial Unicode MS" w:cs="Arial Unicode MS" w:eastAsia="Arial Unicode MS" w:hAnsi="Arial Unicode MS"/>
-                          <w:sz w:val="18"/>
-                          <w:szCs w:val="18"/>
-                          <w:rtl w:val="0"/>
-                        </w:rPr>
-                        <w:t xml:space="preserve">파일</w:t>
-                      </w:r>
-                    </w:sdtContent>
-                  </w:sdt>
+                  <w:r>
+                    <w:rPr>
+                      <w:rFonts w:ascii="Arial Unicode MS" w:cs="Arial Unicode MS" w:eastAsia="Arial Unicode MS" w:hAnsi="Arial Unicode MS"/>
+                      <w:sz w:val="18"/>
+                      <w:szCs w:val="18"/>
+                      <w:rtl w:val="0"/>
+                    </w:rPr>
+                    <w:t xml:space="preserve">파일</w:t>
+                  </w:r>
                 </w:p>
               </w:tc>
               <w:tc>
@@ -2284,23 +1868,15 @@
                       <w:szCs w:val="18"/>
                     </w:rPr>
                   </w:pPr>
-                  <w:sdt>
-                    <w:sdtPr>
-                      <w:id w:val="-723763660"/>
-                      <w:tag w:val="goog_rdk_57"/>
-                    </w:sdtPr>
-                    <w:sdtContent>
-                      <w:r>
-                        <w:rPr>
-                          <w:rFonts w:ascii="Arial Unicode MS" w:cs="Arial Unicode MS" w:eastAsia="Arial Unicode MS" w:hAnsi="Arial Unicode MS"/>
-                          <w:sz w:val="18"/>
-                          <w:szCs w:val="18"/>
-                          <w:rtl w:val="0"/>
-                        </w:rPr>
-                        <w:t xml:space="preserve">일</w:t>
-                      </w:r>
-                    </w:sdtContent>
-                  </w:sdt>
+                  <w:r>
+                    <w:rPr>
+                      <w:rFonts w:ascii="Arial Unicode MS" w:cs="Arial Unicode MS" w:eastAsia="Arial Unicode MS" w:hAnsi="Arial Unicode MS"/>
+                      <w:sz w:val="18"/>
+                      <w:szCs w:val="18"/>
+                      <w:rtl w:val="0"/>
+                    </w:rPr>
+                    <w:t xml:space="preserve">일</w:t>
+                  </w:r>
                 </w:p>
               </w:tc>
               <w:tc>
@@ -2328,23 +1904,15 @@
                       <w:szCs w:val="18"/>
                     </w:rPr>
                   </w:pPr>
-                  <w:sdt>
-                    <w:sdtPr>
-                      <w:id w:val="471648376"/>
-                      <w:tag w:val="goog_rdk_58"/>
-                    </w:sdtPr>
-                    <w:sdtContent>
-                      <w:r>
-                        <w:rPr>
-                          <w:rFonts w:ascii="Arial Unicode MS" w:cs="Arial Unicode MS" w:eastAsia="Arial Unicode MS" w:hAnsi="Arial Unicode MS"/>
-                          <w:sz w:val="18"/>
-                          <w:szCs w:val="18"/>
-                          <w:rtl w:val="0"/>
-                        </w:rPr>
-                        <w:t xml:space="preserve">서울시 일별 평균, 최저, 최고기온을 각각 조회,</w:t>
-                      </w:r>
-                    </w:sdtContent>
-                  </w:sdt>
+                  <w:r>
+                    <w:rPr>
+                      <w:rFonts w:ascii="Arial Unicode MS" w:cs="Arial Unicode MS" w:eastAsia="Arial Unicode MS" w:hAnsi="Arial Unicode MS"/>
+                      <w:sz w:val="18"/>
+                      <w:szCs w:val="18"/>
+                      <w:rtl w:val="0"/>
+                    </w:rPr>
+                    <w:t xml:space="preserve">서울시 일별 평균, 최저, 최고기온을 각각 조회,</w:t>
+                  </w:r>
                 </w:p>
               </w:tc>
               <w:tc>
@@ -2411,23 +1979,15 @@
                       <w:szCs w:val="18"/>
                     </w:rPr>
                   </w:pPr>
-                  <w:sdt>
-                    <w:sdtPr>
-                      <w:id w:val="-1973640324"/>
-                      <w:tag w:val="goog_rdk_59"/>
-                    </w:sdtPr>
-                    <w:sdtContent>
-                      <w:r>
-                        <w:rPr>
-                          <w:rFonts w:ascii="Arial Unicode MS" w:cs="Arial Unicode MS" w:eastAsia="Arial Unicode MS" w:hAnsi="Arial Unicode MS"/>
-                          <w:sz w:val="18"/>
-                          <w:szCs w:val="18"/>
-                          <w:rtl w:val="0"/>
-                        </w:rPr>
-                        <w:t xml:space="preserve">서울시 공공자전거 따릉이 대여이력</w:t>
-                      </w:r>
-                    </w:sdtContent>
-                  </w:sdt>
+                  <w:r>
+                    <w:rPr>
+                      <w:rFonts w:ascii="Arial Unicode MS" w:cs="Arial Unicode MS" w:eastAsia="Arial Unicode MS" w:hAnsi="Arial Unicode MS"/>
+                      <w:sz w:val="18"/>
+                      <w:szCs w:val="18"/>
+                      <w:rtl w:val="0"/>
+                    </w:rPr>
+                    <w:t xml:space="preserve">서울시 공공자전거 따릉이 대여이력</w:t>
+                  </w:r>
                 </w:p>
               </w:tc>
               <w:tc>
@@ -2456,56 +2016,14 @@
                       <w:szCs w:val="18"/>
                     </w:rPr>
                   </w:pPr>
-                  <w:sdt>
-                    <w:sdtPr>
-                      <w:id w:val="1481068320"/>
-                      <w:tag w:val="goog_rdk_60"/>
-                    </w:sdtPr>
-                    <w:sdtContent>
-                      <w:r>
-                        <w:rPr>
-                          <w:rFonts w:ascii="Arial Unicode MS" w:cs="Arial Unicode MS" w:eastAsia="Arial Unicode MS" w:hAnsi="Arial Unicode MS"/>
-                          <w:sz w:val="18"/>
-                          <w:szCs w:val="18"/>
-                          <w:rtl w:val="0"/>
-                        </w:rPr>
-                        <w:t xml:space="preserve">서울 열린데이터 광장</w:t>
-                      </w:r>
-                    </w:sdtContent>
-                  </w:sdt>
-                </w:p>
-              </w:tc>
-              <w:tc>
-                <w:tcPr>
-                  <w:vMerge w:val="continue"/>
-                  <w:tcBorders>
-                    <w:top w:color="000000" w:space="0" w:sz="5" w:val="single"/>
-                    <w:left w:color="000000" w:space="0" w:sz="5" w:val="single"/>
-                    <w:bottom w:color="000000" w:space="0" w:sz="5" w:val="single"/>
-                    <w:right w:color="000000" w:space="0" w:sz="5" w:val="single"/>
-                  </w:tcBorders>
-                  <w:tcMar>
-                    <w:top w:w="20.0" w:type="dxa"/>
-                    <w:left w:w="0.0" w:type="dxa"/>
-                    <w:bottom w:w="20.0" w:type="dxa"/>
-                    <w:right w:w="0.0" w:type="dxa"/>
-                  </w:tcMar>
-                  <w:vAlign w:val="center"/>
-                </w:tcPr>
-                <w:p>
-                  <w:pPr>
-                    <w:spacing w:after="0" w:before="0" w:line="240" w:lineRule="auto"/>
-                    <w:ind w:left="0" w:firstLine="0"/>
-                    <w:jc w:val="center"/>
-                    <w:rPr>
-                      <w:sz w:val="18"/>
-                      <w:szCs w:val="18"/>
-                    </w:rPr>
-                  </w:pPr>
                   <w:r>
                     <w:rPr>
+                      <w:rFonts w:ascii="Arial Unicode MS" w:cs="Arial Unicode MS" w:eastAsia="Arial Unicode MS" w:hAnsi="Arial Unicode MS"/>
+                      <w:sz w:val="18"/>
+                      <w:szCs w:val="18"/>
                       <w:rtl w:val="0"/>
                     </w:rPr>
+                    <w:t xml:space="preserve">서울 열린데이터 광장</w:t>
                   </w:r>
                 </w:p>
               </w:tc>
@@ -2528,9 +2046,67 @@
                 </w:tcPr>
                 <w:p>
                   <w:pPr>
-                    <w:spacing w:after="0" w:before="0" w:line="240" w:lineRule="auto"/>
-                    <w:ind w:left="0" w:firstLine="0"/>
-                    <w:jc w:val="center"/>
+                    <w:keepNext w:val="0"/>
+                    <w:keepLines w:val="0"/>
+                    <w:pageBreakBefore w:val="0"/>
+                    <w:widowControl w:val="0"/>
+                    <w:pBdr>
+                      <w:top w:space="0" w:sz="0" w:val="nil"/>
+                      <w:left w:space="0" w:sz="0" w:val="nil"/>
+                      <w:bottom w:space="0" w:sz="0" w:val="nil"/>
+                      <w:right w:space="0" w:sz="0" w:val="nil"/>
+                      <w:between w:space="0" w:sz="0" w:val="nil"/>
+                    </w:pBdr>
+                    <w:shd w:fill="auto" w:val="clear"/>
+                    <w:spacing w:after="0" w:before="0" w:line="276" w:lineRule="auto"/>
+                    <w:ind w:left="0" w:right="0" w:firstLine="0"/>
+                    <w:jc w:val="left"/>
+                    <w:rPr>
+                      <w:sz w:val="18"/>
+                      <w:szCs w:val="18"/>
+                    </w:rPr>
+                  </w:pPr>
+                  <w:r>
+                    <w:rPr>
+                      <w:rtl w:val="0"/>
+                    </w:rPr>
+                  </w:r>
+                </w:p>
+              </w:tc>
+              <w:tc>
+                <w:tcPr>
+                  <w:vMerge w:val="continue"/>
+                  <w:tcBorders>
+                    <w:top w:color="000000" w:space="0" w:sz="5" w:val="single"/>
+                    <w:left w:color="000000" w:space="0" w:sz="5" w:val="single"/>
+                    <w:bottom w:color="000000" w:space="0" w:sz="5" w:val="single"/>
+                    <w:right w:color="000000" w:space="0" w:sz="5" w:val="single"/>
+                  </w:tcBorders>
+                  <w:tcMar>
+                    <w:top w:w="20.0" w:type="dxa"/>
+                    <w:left w:w="0.0" w:type="dxa"/>
+                    <w:bottom w:w="20.0" w:type="dxa"/>
+                    <w:right w:w="0.0" w:type="dxa"/>
+                  </w:tcMar>
+                  <w:vAlign w:val="center"/>
+                </w:tcPr>
+                <w:p>
+                  <w:pPr>
+                    <w:keepNext w:val="0"/>
+                    <w:keepLines w:val="0"/>
+                    <w:pageBreakBefore w:val="0"/>
+                    <w:widowControl w:val="0"/>
+                    <w:pBdr>
+                      <w:top w:space="0" w:sz="0" w:val="nil"/>
+                      <w:left w:space="0" w:sz="0" w:val="nil"/>
+                      <w:bottom w:space="0" w:sz="0" w:val="nil"/>
+                      <w:right w:space="0" w:sz="0" w:val="nil"/>
+                      <w:between w:space="0" w:sz="0" w:val="nil"/>
+                    </w:pBdr>
+                    <w:shd w:fill="auto" w:val="clear"/>
+                    <w:spacing w:after="0" w:before="0" w:line="276" w:lineRule="auto"/>
+                    <w:ind w:left="0" w:right="0" w:firstLine="0"/>
+                    <w:jc w:val="left"/>
                     <w:rPr>
                       <w:sz w:val="18"/>
                       <w:szCs w:val="18"/>
@@ -2568,23 +2144,15 @@
                       <w:szCs w:val="18"/>
                     </w:rPr>
                   </w:pPr>
-                  <w:sdt>
-                    <w:sdtPr>
-                      <w:id w:val="-369896912"/>
-                      <w:tag w:val="goog_rdk_61"/>
-                    </w:sdtPr>
-                    <w:sdtContent>
-                      <w:r>
-                        <w:rPr>
-                          <w:rFonts w:ascii="Arial Unicode MS" w:cs="Arial Unicode MS" w:eastAsia="Arial Unicode MS" w:hAnsi="Arial Unicode MS"/>
-                          <w:sz w:val="18"/>
-                          <w:szCs w:val="18"/>
-                          <w:rtl w:val="0"/>
-                        </w:rPr>
-                        <w:t xml:space="preserve">반기</w:t>
-                      </w:r>
-                    </w:sdtContent>
-                  </w:sdt>
+                  <w:r>
+                    <w:rPr>
+                      <w:rFonts w:ascii="Arial Unicode MS" w:cs="Arial Unicode MS" w:eastAsia="Arial Unicode MS" w:hAnsi="Arial Unicode MS"/>
+                      <w:sz w:val="18"/>
+                      <w:szCs w:val="18"/>
+                      <w:rtl w:val="0"/>
+                    </w:rPr>
+                    <w:t xml:space="preserve">반기</w:t>
+                  </w:r>
                 </w:p>
               </w:tc>
               <w:tc>
@@ -2612,23 +2180,15 @@
                       <w:szCs w:val="18"/>
                     </w:rPr>
                   </w:pPr>
-                  <w:sdt>
-                    <w:sdtPr>
-                      <w:id w:val="-1981186504"/>
-                      <w:tag w:val="goog_rdk_62"/>
-                    </w:sdtPr>
-                    <w:sdtContent>
-                      <w:r>
-                        <w:rPr>
-                          <w:rFonts w:ascii="Arial Unicode MS" w:cs="Arial Unicode MS" w:eastAsia="Arial Unicode MS" w:hAnsi="Arial Unicode MS"/>
-                          <w:sz w:val="18"/>
-                          <w:szCs w:val="18"/>
-                          <w:rtl w:val="0"/>
-                        </w:rPr>
-                        <w:t xml:space="preserve">대여일시, 대여소, 반납일시, 이용시간, 이용거리 등</w:t>
-                      </w:r>
-                    </w:sdtContent>
-                  </w:sdt>
+                  <w:r>
+                    <w:rPr>
+                      <w:rFonts w:ascii="Arial Unicode MS" w:cs="Arial Unicode MS" w:eastAsia="Arial Unicode MS" w:hAnsi="Arial Unicode MS"/>
+                      <w:sz w:val="18"/>
+                      <w:szCs w:val="18"/>
+                      <w:rtl w:val="0"/>
+                    </w:rPr>
+                    <w:t xml:space="preserve">대여일시, 대여소, 반납일시, 이용시간, 이용거리 등</w:t>
+                  </w:r>
                 </w:p>
               </w:tc>
               <w:tc>
@@ -2695,56 +2255,14 @@
                       <w:szCs w:val="18"/>
                     </w:rPr>
                   </w:pPr>
-                  <w:sdt>
-                    <w:sdtPr>
-                      <w:id w:val="550162591"/>
-                      <w:tag w:val="goog_rdk_63"/>
-                    </w:sdtPr>
-                    <w:sdtContent>
-                      <w:r>
-                        <w:rPr>
-                          <w:rFonts w:ascii="Arial Unicode MS" w:cs="Arial Unicode MS" w:eastAsia="Arial Unicode MS" w:hAnsi="Arial Unicode MS"/>
-                          <w:sz w:val="18"/>
-                          <w:szCs w:val="18"/>
-                          <w:rtl w:val="0"/>
-                        </w:rPr>
-                        <w:t xml:space="preserve">서울교통공사_역별 일별 시간대별 승하차인원 정보</w:t>
-                      </w:r>
-                    </w:sdtContent>
-                  </w:sdt>
-                </w:p>
-              </w:tc>
-              <w:tc>
-                <w:tcPr>
-                  <w:vMerge w:val="continue"/>
-                  <w:tcBorders>
-                    <w:top w:color="000000" w:space="0" w:sz="5" w:val="single"/>
-                    <w:left w:color="000000" w:space="0" w:sz="5" w:val="single"/>
-                    <w:bottom w:color="000000" w:space="0" w:sz="5" w:val="single"/>
-                    <w:right w:color="000000" w:space="0" w:sz="5" w:val="single"/>
-                  </w:tcBorders>
-                  <w:tcMar>
-                    <w:top w:w="20.0" w:type="dxa"/>
-                    <w:left w:w="0.0" w:type="dxa"/>
-                    <w:bottom w:w="20.0" w:type="dxa"/>
-                    <w:right w:w="0.0" w:type="dxa"/>
-                  </w:tcMar>
-                  <w:vAlign w:val="center"/>
-                </w:tcPr>
-                <w:p>
-                  <w:pPr>
-                    <w:spacing w:after="0" w:before="0" w:line="240" w:lineRule="auto"/>
-                    <w:ind w:left="0" w:firstLine="0"/>
-                    <w:jc w:val="center"/>
-                    <w:rPr>
-                      <w:sz w:val="18"/>
-                      <w:szCs w:val="18"/>
-                    </w:rPr>
-                  </w:pPr>
                   <w:r>
                     <w:rPr>
+                      <w:rFonts w:ascii="Arial Unicode MS" w:cs="Arial Unicode MS" w:eastAsia="Arial Unicode MS" w:hAnsi="Arial Unicode MS"/>
+                      <w:sz w:val="18"/>
+                      <w:szCs w:val="18"/>
                       <w:rtl w:val="0"/>
                     </w:rPr>
+                    <w:t xml:space="preserve">서울교통공사_역별 일별 시간대별 승하차인원 정보</w:t>
                   </w:r>
                 </w:p>
               </w:tc>
@@ -2767,9 +2285,21 @@
                 </w:tcPr>
                 <w:p>
                   <w:pPr>
-                    <w:spacing w:after="0" w:before="0" w:line="240" w:lineRule="auto"/>
-                    <w:ind w:left="0" w:firstLine="0"/>
-                    <w:jc w:val="center"/>
+                    <w:keepNext w:val="0"/>
+                    <w:keepLines w:val="0"/>
+                    <w:pageBreakBefore w:val="0"/>
+                    <w:widowControl w:val="0"/>
+                    <w:pBdr>
+                      <w:top w:space="0" w:sz="0" w:val="nil"/>
+                      <w:left w:space="0" w:sz="0" w:val="nil"/>
+                      <w:bottom w:space="0" w:sz="0" w:val="nil"/>
+                      <w:right w:space="0" w:sz="0" w:val="nil"/>
+                      <w:between w:space="0" w:sz="0" w:val="nil"/>
+                    </w:pBdr>
+                    <w:shd w:fill="auto" w:val="clear"/>
+                    <w:spacing w:after="0" w:before="0" w:line="276" w:lineRule="auto"/>
+                    <w:ind w:left="0" w:right="0" w:firstLine="0"/>
+                    <w:jc w:val="left"/>
                     <w:rPr>
                       <w:sz w:val="18"/>
                       <w:szCs w:val="18"/>
@@ -2801,9 +2331,67 @@
                 </w:tcPr>
                 <w:p>
                   <w:pPr>
-                    <w:spacing w:after="0" w:before="0" w:line="240" w:lineRule="auto"/>
-                    <w:ind w:left="0" w:firstLine="0"/>
-                    <w:jc w:val="center"/>
+                    <w:keepNext w:val="0"/>
+                    <w:keepLines w:val="0"/>
+                    <w:pageBreakBefore w:val="0"/>
+                    <w:widowControl w:val="0"/>
+                    <w:pBdr>
+                      <w:top w:space="0" w:sz="0" w:val="nil"/>
+                      <w:left w:space="0" w:sz="0" w:val="nil"/>
+                      <w:bottom w:space="0" w:sz="0" w:val="nil"/>
+                      <w:right w:space="0" w:sz="0" w:val="nil"/>
+                      <w:between w:space="0" w:sz="0" w:val="nil"/>
+                    </w:pBdr>
+                    <w:shd w:fill="auto" w:val="clear"/>
+                    <w:spacing w:after="0" w:before="0" w:line="276" w:lineRule="auto"/>
+                    <w:ind w:left="0" w:right="0" w:firstLine="0"/>
+                    <w:jc w:val="left"/>
+                    <w:rPr>
+                      <w:sz w:val="18"/>
+                      <w:szCs w:val="18"/>
+                    </w:rPr>
+                  </w:pPr>
+                  <w:r>
+                    <w:rPr>
+                      <w:rtl w:val="0"/>
+                    </w:rPr>
+                  </w:r>
+                </w:p>
+              </w:tc>
+              <w:tc>
+                <w:tcPr>
+                  <w:vMerge w:val="continue"/>
+                  <w:tcBorders>
+                    <w:top w:color="000000" w:space="0" w:sz="5" w:val="single"/>
+                    <w:left w:color="000000" w:space="0" w:sz="5" w:val="single"/>
+                    <w:bottom w:color="000000" w:space="0" w:sz="5" w:val="single"/>
+                    <w:right w:color="000000" w:space="0" w:sz="5" w:val="single"/>
+                  </w:tcBorders>
+                  <w:tcMar>
+                    <w:top w:w="20.0" w:type="dxa"/>
+                    <w:left w:w="0.0" w:type="dxa"/>
+                    <w:bottom w:w="20.0" w:type="dxa"/>
+                    <w:right w:w="0.0" w:type="dxa"/>
+                  </w:tcMar>
+                  <w:vAlign w:val="center"/>
+                </w:tcPr>
+                <w:p>
+                  <w:pPr>
+                    <w:keepNext w:val="0"/>
+                    <w:keepLines w:val="0"/>
+                    <w:pageBreakBefore w:val="0"/>
+                    <w:widowControl w:val="0"/>
+                    <w:pBdr>
+                      <w:top w:space="0" w:sz="0" w:val="nil"/>
+                      <w:left w:space="0" w:sz="0" w:val="nil"/>
+                      <w:bottom w:space="0" w:sz="0" w:val="nil"/>
+                      <w:right w:space="0" w:sz="0" w:val="nil"/>
+                      <w:between w:space="0" w:sz="0" w:val="nil"/>
+                    </w:pBdr>
+                    <w:shd w:fill="auto" w:val="clear"/>
+                    <w:spacing w:after="0" w:before="0" w:line="276" w:lineRule="auto"/>
+                    <w:ind w:left="0" w:right="0" w:firstLine="0"/>
+                    <w:jc w:val="left"/>
                     <w:rPr>
                       <w:sz w:val="18"/>
                       <w:szCs w:val="18"/>
@@ -2841,23 +2429,15 @@
                       <w:szCs w:val="18"/>
                     </w:rPr>
                   </w:pPr>
-                  <w:sdt>
-                    <w:sdtPr>
-                      <w:id w:val="-1735472213"/>
-                      <w:tag w:val="goog_rdk_64"/>
-                    </w:sdtPr>
-                    <w:sdtContent>
-                      <w:r>
-                        <w:rPr>
-                          <w:rFonts w:ascii="Arial Unicode MS" w:cs="Arial Unicode MS" w:eastAsia="Arial Unicode MS" w:hAnsi="Arial Unicode MS"/>
-                          <w:sz w:val="18"/>
-                          <w:szCs w:val="18"/>
-                          <w:rtl w:val="0"/>
-                        </w:rPr>
-                        <w:t xml:space="preserve">연</w:t>
-                      </w:r>
-                    </w:sdtContent>
-                  </w:sdt>
+                  <w:r>
+                    <w:rPr>
+                      <w:rFonts w:ascii="Arial Unicode MS" w:cs="Arial Unicode MS" w:eastAsia="Arial Unicode MS" w:hAnsi="Arial Unicode MS"/>
+                      <w:sz w:val="18"/>
+                      <w:szCs w:val="18"/>
+                      <w:rtl w:val="0"/>
+                    </w:rPr>
+                    <w:t xml:space="preserve">연</w:t>
+                  </w:r>
                 </w:p>
               </w:tc>
               <w:tc>
@@ -2885,23 +2465,15 @@
                       <w:szCs w:val="18"/>
                     </w:rPr>
                   </w:pPr>
-                  <w:sdt>
-                    <w:sdtPr>
-                      <w:id w:val="1395491973"/>
-                      <w:tag w:val="goog_rdk_65"/>
-                    </w:sdtPr>
-                    <w:sdtContent>
-                      <w:r>
-                        <w:rPr>
-                          <w:rFonts w:ascii="Arial Unicode MS" w:cs="Arial Unicode MS" w:eastAsia="Arial Unicode MS" w:hAnsi="Arial Unicode MS"/>
-                          <w:sz w:val="18"/>
-                          <w:szCs w:val="18"/>
-                          <w:rtl w:val="0"/>
-                        </w:rPr>
-                        <w:t xml:space="preserve">서울시 지하철 호선, 역명, 승하차 구분, 시간대별 승하차 인원</w:t>
-                      </w:r>
-                    </w:sdtContent>
-                  </w:sdt>
+                  <w:r>
+                    <w:rPr>
+                      <w:rFonts w:ascii="Arial Unicode MS" w:cs="Arial Unicode MS" w:eastAsia="Arial Unicode MS" w:hAnsi="Arial Unicode MS"/>
+                      <w:sz w:val="18"/>
+                      <w:szCs w:val="18"/>
+                      <w:rtl w:val="0"/>
+                    </w:rPr>
+                    <w:t xml:space="preserve">서울시 지하철 호선, 역명, 승하차 구분, 시간대별 승하차 인원</w:t>
+                  </w:r>
                 </w:p>
               </w:tc>
               <w:tc>
@@ -2982,21 +2554,13 @@
               <w:jc w:val="center"/>
               <w:rPr/>
             </w:pPr>
-            <w:sdt>
-              <w:sdtPr>
-                <w:id w:val="808002134"/>
-                <w:tag w:val="goog_rdk_66"/>
-              </w:sdtPr>
-              <w:sdtContent>
-                <w:r>
-                  <w:rPr>
-                    <w:rFonts w:ascii="Arial Unicode MS" w:cs="Arial Unicode MS" w:eastAsia="Arial Unicode MS" w:hAnsi="Arial Unicode MS"/>
-                    <w:rtl w:val="0"/>
-                  </w:rPr>
-                  <w:t xml:space="preserve">기대효과</w:t>
-                </w:r>
-              </w:sdtContent>
-            </w:sdt>
+            <w:r>
+              <w:rPr>
+                <w:rFonts w:ascii="Arial Unicode MS" w:cs="Arial Unicode MS" w:eastAsia="Arial Unicode MS" w:hAnsi="Arial Unicode MS"/>
+                <w:rtl w:val="0"/>
+              </w:rPr>
+              <w:t xml:space="preserve">기대효과</w:t>
+            </w:r>
             <w:r>
               <w:rPr>
                 <w:rtl w:val="0"/>
@@ -3024,38 +2588,22 @@
               <w:ind w:left="0" w:firstLine="0"/>
               <w:rPr/>
             </w:pPr>
-            <w:sdt>
-              <w:sdtPr>
-                <w:id w:val="-502202655"/>
-                <w:tag w:val="goog_rdk_67"/>
-              </w:sdtPr>
-              <w:sdtContent>
-                <w:r>
-                  <w:rPr>
-                    <w:rFonts w:ascii="Arial Unicode MS" w:cs="Arial Unicode MS" w:eastAsia="Arial Unicode MS" w:hAnsi="Arial Unicode MS"/>
-                    <w:b w:val="1"/>
-                    <w:bCs w:val="1"/>
-                    <w:rtl w:val="0"/>
-                  </w:rPr>
-                  <w:t xml:space="preserve">학문적 의의 :</w:t>
-                </w:r>
-              </w:sdtContent>
-            </w:sdt>
-            <w:sdt>
-              <w:sdtPr>
-                <w:id w:val="-779098558"/>
-                <w:tag w:val="goog_rdk_68"/>
-              </w:sdtPr>
-              <w:sdtContent>
-                <w:r>
-                  <w:rPr>
-                    <w:rFonts w:ascii="Arial Unicode MS" w:cs="Arial Unicode MS" w:eastAsia="Arial Unicode MS" w:hAnsi="Arial Unicode MS"/>
-                    <w:rtl w:val="0"/>
-                  </w:rPr>
-                  <w:t xml:space="preserve"> 기온과 서울시 이동수단 이용량 간의 관계를 데이터 기반으로 분석하여 시민 이동행태 연구의 기초자료 제공</w:t>
-                </w:r>
-              </w:sdtContent>
-            </w:sdt>
+            <w:r>
+              <w:rPr>
+                <w:rFonts w:ascii="Arial Unicode MS" w:cs="Arial Unicode MS" w:eastAsia="Arial Unicode MS" w:hAnsi="Arial Unicode MS"/>
+                <w:b w:val="1"/>
+                <w:bCs w:val="1"/>
+                <w:rtl w:val="0"/>
+              </w:rPr>
+              <w:t xml:space="preserve">학문적 의의 :</w:t>
+            </w:r>
+            <w:r>
+              <w:rPr>
+                <w:rFonts w:ascii="Arial Unicode MS" w:cs="Arial Unicode MS" w:eastAsia="Arial Unicode MS" w:hAnsi="Arial Unicode MS"/>
+                <w:rtl w:val="0"/>
+              </w:rPr>
+              <w:t xml:space="preserve"> 기온과 서울시 이동수단 이용량 간의 관계를 데이터 기반으로 분석하여 시민 이동행태 연구의 기초자료 제공</w:t>
+            </w:r>
           </w:p>
           <w:p>
             <w:pPr>
@@ -3063,38 +2611,22 @@
               <w:ind w:left="0" w:firstLine="0"/>
               <w:rPr/>
             </w:pPr>
-            <w:sdt>
-              <w:sdtPr>
-                <w:id w:val="-287224961"/>
-                <w:tag w:val="goog_rdk_69"/>
-              </w:sdtPr>
-              <w:sdtContent>
-                <w:r>
-                  <w:rPr>
-                    <w:rFonts w:ascii="Arial Unicode MS" w:cs="Arial Unicode MS" w:eastAsia="Arial Unicode MS" w:hAnsi="Arial Unicode MS"/>
-                    <w:b w:val="1"/>
-                    <w:bCs w:val="1"/>
-                    <w:rtl w:val="0"/>
-                  </w:rPr>
-                  <w:t xml:space="preserve">산업적 가치 :</w:t>
-                </w:r>
-              </w:sdtContent>
-            </w:sdt>
-            <w:sdt>
-              <w:sdtPr>
-                <w:id w:val="-1852601488"/>
-                <w:tag w:val="goog_rdk_70"/>
-              </w:sdtPr>
-              <w:sdtContent>
-                <w:r>
-                  <w:rPr>
-                    <w:rFonts w:ascii="Arial Unicode MS" w:cs="Arial Unicode MS" w:eastAsia="Arial Unicode MS" w:hAnsi="Arial Unicode MS"/>
-                    <w:rtl w:val="0"/>
-                  </w:rPr>
-                  <w:t xml:space="preserve"> 기온 변화에 따른 따릉이 이용수요 변화를 파악하여 공공자전거 운영 및 수요 관리에 활용 가능한 기초자료 제공</w:t>
-                </w:r>
-              </w:sdtContent>
-            </w:sdt>
+            <w:r>
+              <w:rPr>
+                <w:rFonts w:ascii="Arial Unicode MS" w:cs="Arial Unicode MS" w:eastAsia="Arial Unicode MS" w:hAnsi="Arial Unicode MS"/>
+                <w:b w:val="1"/>
+                <w:bCs w:val="1"/>
+                <w:rtl w:val="0"/>
+              </w:rPr>
+              <w:t xml:space="preserve">산업적 가치 :</w:t>
+            </w:r>
+            <w:r>
+              <w:rPr>
+                <w:rFonts w:ascii="Arial Unicode MS" w:cs="Arial Unicode MS" w:eastAsia="Arial Unicode MS" w:hAnsi="Arial Unicode MS"/>
+                <w:rtl w:val="0"/>
+              </w:rPr>
+              <w:t xml:space="preserve"> 기온에 따른 따릉이 이용수요 변화를 파악하여 공공자전거 운영 및 수요 관리에 활용 가능한 기초자료 제공</w:t>
+            </w:r>
           </w:p>
           <w:p>
             <w:pPr>
@@ -3102,38 +2634,22 @@
               <w:ind w:left="0" w:firstLine="0"/>
               <w:rPr/>
             </w:pPr>
-            <w:sdt>
-              <w:sdtPr>
-                <w:id w:val="1608576287"/>
-                <w:tag w:val="goog_rdk_71"/>
-              </w:sdtPr>
-              <w:sdtContent>
-                <w:r>
-                  <w:rPr>
-                    <w:rFonts w:ascii="Arial Unicode MS" w:cs="Arial Unicode MS" w:eastAsia="Arial Unicode MS" w:hAnsi="Arial Unicode MS"/>
-                    <w:b w:val="1"/>
-                    <w:bCs w:val="1"/>
-                    <w:rtl w:val="0"/>
-                  </w:rPr>
-                  <w:t xml:space="preserve">정책적 활용 :</w:t>
-                </w:r>
-              </w:sdtContent>
-            </w:sdt>
-            <w:sdt>
-              <w:sdtPr>
-                <w:id w:val="477527361"/>
-                <w:tag w:val="goog_rdk_72"/>
-              </w:sdtPr>
-              <w:sdtContent>
-                <w:r>
-                  <w:rPr>
-                    <w:rFonts w:ascii="Arial Unicode MS" w:cs="Arial Unicode MS" w:eastAsia="Arial Unicode MS" w:hAnsi="Arial Unicode MS"/>
-                    <w:rtl w:val="0"/>
-                  </w:rPr>
-                  <w:t xml:space="preserve"> 기상환경을 고려한 교통수요 관리 및 공공자전거 운영 정책 수립에 참고자료 제공</w:t>
-                </w:r>
-              </w:sdtContent>
-            </w:sdt>
+            <w:r>
+              <w:rPr>
+                <w:rFonts w:ascii="Arial Unicode MS" w:cs="Arial Unicode MS" w:eastAsia="Arial Unicode MS" w:hAnsi="Arial Unicode MS"/>
+                <w:b w:val="1"/>
+                <w:bCs w:val="1"/>
+                <w:rtl w:val="0"/>
+              </w:rPr>
+              <w:t xml:space="preserve">정책적 활용 :</w:t>
+            </w:r>
+            <w:r>
+              <w:rPr>
+                <w:rFonts w:ascii="Arial Unicode MS" w:cs="Arial Unicode MS" w:eastAsia="Arial Unicode MS" w:hAnsi="Arial Unicode MS"/>
+                <w:rtl w:val="0"/>
+              </w:rPr>
+              <w:t xml:space="preserve"> 기상환경을 고려한 교통수요 관리 및 공공자전거 운영 정책 수립에 참고자료 제공</w:t>
+            </w:r>
           </w:p>
           <w:p>
             <w:pPr>
@@ -3141,42 +2657,498 @@
               <w:ind w:left="0" w:firstLine="0"/>
               <w:rPr/>
             </w:pPr>
-            <w:sdt>
-              <w:sdtPr>
-                <w:id w:val="2137155365"/>
-                <w:tag w:val="goog_rdk_73"/>
-              </w:sdtPr>
-              <w:sdtContent>
-                <w:r>
-                  <w:rPr>
-                    <w:rFonts w:ascii="Arial Unicode MS" w:cs="Arial Unicode MS" w:eastAsia="Arial Unicode MS" w:hAnsi="Arial Unicode MS"/>
-                    <w:b w:val="1"/>
-                    <w:bCs w:val="1"/>
-                    <w:rtl w:val="0"/>
-                  </w:rPr>
-                  <w:t xml:space="preserve">사회적 파급효과 :</w:t>
-                </w:r>
-              </w:sdtContent>
-            </w:sdt>
-            <w:sdt>
-              <w:sdtPr>
-                <w:id w:val="426009522"/>
-                <w:tag w:val="goog_rdk_74"/>
-              </w:sdtPr>
-              <w:sdtContent>
-                <w:r>
-                  <w:rPr>
-                    <w:rFonts w:ascii="Arial Unicode MS" w:cs="Arial Unicode MS" w:eastAsia="Arial Unicode MS" w:hAnsi="Arial Unicode MS"/>
-                    <w:rtl w:val="0"/>
-                  </w:rPr>
-                  <w:t xml:space="preserve"> 기상환경에따른 시민 이동행태를 파악하여 보다 효율적인 도시 교통 운영 및 공공교통 서비스 제공에 기여</w:t>
-                </w:r>
-              </w:sdtContent>
-            </w:sdt>
+            <w:r>
+              <w:rPr>
+                <w:rFonts w:ascii="Arial Unicode MS" w:cs="Arial Unicode MS" w:eastAsia="Arial Unicode MS" w:hAnsi="Arial Unicode MS"/>
+                <w:b w:val="1"/>
+                <w:bCs w:val="1"/>
+                <w:rtl w:val="0"/>
+              </w:rPr>
+              <w:t xml:space="preserve">사회적 파급효과 :</w:t>
+            </w:r>
+            <w:r>
+              <w:rPr>
+                <w:rFonts w:ascii="Arial Unicode MS" w:cs="Arial Unicode MS" w:eastAsia="Arial Unicode MS" w:hAnsi="Arial Unicode MS"/>
+                <w:rtl w:val="0"/>
+              </w:rPr>
+              <w:t xml:space="preserve"> 기상환경에따른 시민 이동행태를 파악하여 보다 효율적인 도시 교통 운영 및 공공교통 서비스 제공에 기여</w:t>
+            </w:r>
           </w:p>
         </w:tc>
       </w:tr>
     </w:tbl>
+    <w:p>
+      <w:pPr>
+        <w:spacing w:after="240" w:before="240" w:lineRule="auto"/>
+        <w:rPr/>
+      </w:pPr>
+      <w:r>
+        <w:br w:type="page"/>
+      </w:r>
+      <w:r>
+        <w:rPr>
+          <w:rtl w:val="0"/>
+        </w:rPr>
+      </w:r>
+    </w:p>
+    <w:p>
+      <w:pPr>
+        <w:pStyle w:val="Heading3"/>
+        <w:keepNext w:val="0"/>
+        <w:keepLines w:val="0"/>
+        <w:spacing w:before="280" w:lineRule="auto"/>
+        <w:rPr>
+          <w:b w:val="1"/>
+          <w:bCs w:val="1"/>
+          <w:color w:val="000000"/>
+          <w:sz w:val="26"/>
+          <w:szCs w:val="26"/>
+        </w:rPr>
+      </w:pPr>
+      <w:bookmarkStart w:colFirst="0" w:colLast="0" w:name="_ajoyr9soocjz" w:id="1"/>
+      <w:bookmarkEnd w:id="1"/>
+      <w:r>
+        <w:rPr>
+          <w:rFonts w:ascii="Arial Unicode MS" w:cs="Arial Unicode MS" w:eastAsia="Arial Unicode MS" w:hAnsi="Arial Unicode MS"/>
+          <w:b w:val="1"/>
+          <w:bCs w:val="1"/>
+          <w:color w:val="000000"/>
+          <w:sz w:val="26"/>
+          <w:szCs w:val="26"/>
+          <w:rtl w:val="0"/>
+        </w:rPr>
+        <w:t xml:space="preserve">출처</w:t>
+      </w:r>
+    </w:p>
+    <w:p>
+      <w:pPr>
+        <w:numPr>
+          <w:ilvl w:val="0"/>
+          <w:numId w:val="1"/>
+        </w:numPr>
+        <w:spacing w:after="0" w:afterAutospacing="0" w:before="240" w:lineRule="auto"/>
+        <w:ind w:left="720" w:hanging="360"/>
+      </w:pPr>
+      <w:r>
+        <w:rPr>
+          <w:rFonts w:ascii="Arial Unicode MS" w:cs="Arial Unicode MS" w:eastAsia="Arial Unicode MS" w:hAnsi="Arial Unicode MS"/>
+          <w:rtl w:val="0"/>
+        </w:rPr>
+        <w:t xml:space="preserve">서울시 기온 데이터(</w:t>
+      </w:r>
+      <w:hyperlink r:id="rId6">
+        <w:r>
+          <w:rPr>
+            <w:color w:val="1155cc"/>
+            <w:u w:val="single"/>
+            <w:rtl w:val="0"/>
+          </w:rPr>
+          <w:t xml:space="preserve">https://data.seoul.go.kr/dataList/OA-15182/F/1/datasetView.do</w:t>
+        </w:r>
+      </w:hyperlink>
+      <w:r>
+        <w:rPr>
+          <w:rtl w:val="0"/>
+        </w:rPr>
+      </w:r>
+    </w:p>
+    <w:p>
+      <w:pPr>
+        <w:numPr>
+          <w:ilvl w:val="0"/>
+          <w:numId w:val="1"/>
+        </w:numPr>
+        <w:spacing w:after="0" w:afterAutospacing="0" w:before="0" w:beforeAutospacing="0" w:lineRule="auto"/>
+        <w:ind w:left="720" w:hanging="360"/>
+      </w:pPr>
+      <w:r>
+        <w:rPr>
+          <w:rFonts w:ascii="Arial Unicode MS" w:cs="Arial Unicode MS" w:eastAsia="Arial Unicode MS" w:hAnsi="Arial Unicode MS"/>
+          <w:rtl w:val="0"/>
+        </w:rPr>
+        <w:t xml:space="preserve">서울시 공공자전거 따릉이 대여이력 정보(</w:t>
+      </w:r>
+      <w:hyperlink r:id="rId7">
+        <w:r>
+          <w:rPr>
+            <w:color w:val="1155cc"/>
+            <w:u w:val="single"/>
+            <w:rtl w:val="0"/>
+          </w:rPr>
+          <w:t xml:space="preserve">https://data.seoul.go.kr/dataList/OA-15182/F/1/datasetView.do</w:t>
+        </w:r>
+      </w:hyperlink>
+      <w:r>
+        <w:rPr>
+          <w:rtl w:val="0"/>
+        </w:rPr>
+        <w:t xml:space="preserve">)</w:t>
+      </w:r>
+    </w:p>
+    <w:p>
+      <w:pPr>
+        <w:numPr>
+          <w:ilvl w:val="0"/>
+          <w:numId w:val="1"/>
+        </w:numPr>
+        <w:spacing w:after="240" w:before="0" w:beforeAutospacing="0" w:lineRule="auto"/>
+        <w:ind w:left="720" w:hanging="360"/>
+      </w:pPr>
+      <w:r>
+        <w:rPr>
+          <w:rFonts w:ascii="Arial Unicode MS" w:cs="Arial Unicode MS" w:eastAsia="Arial Unicode MS" w:hAnsi="Arial Unicode MS"/>
+          <w:rtl w:val="0"/>
+        </w:rPr>
+        <w:t xml:space="preserve">서울교통공사_역별 일별 시간대별 승하차인원 정보(</w:t>
+      </w:r>
+      <w:hyperlink r:id="rId8">
+        <w:r>
+          <w:rPr>
+            <w:color w:val="1155cc"/>
+            <w:u w:val="single"/>
+            <w:rtl w:val="0"/>
+          </w:rPr>
+          <w:t xml:space="preserve">https://data.seoul.go.kr/dataList/OA-12921/F/1/datasetView.do?utm_source=chatgpt.com</w:t>
+        </w:r>
+      </w:hyperlink>
+      <w:r>
+        <w:rPr>
+          <w:rtl w:val="0"/>
+        </w:rPr>
+        <w:t xml:space="preserve">)</w:t>
+      </w:r>
+    </w:p>
+    <w:p>
+      <w:pPr>
+        <w:pStyle w:val="Heading1"/>
+        <w:keepNext w:val="0"/>
+        <w:keepLines w:val="0"/>
+        <w:spacing w:before="480" w:lineRule="auto"/>
+        <w:rPr>
+          <w:b w:val="1"/>
+          <w:bCs w:val="1"/>
+          <w:sz w:val="46"/>
+          <w:szCs w:val="46"/>
+        </w:rPr>
+      </w:pPr>
+      <w:bookmarkStart w:colFirst="0" w:colLast="0" w:name="_naohpmqhcphc" w:id="2"/>
+      <w:bookmarkEnd w:id="2"/>
+      <w:r>
+        <w:rPr>
+          <w:rFonts w:ascii="Arial Unicode MS" w:cs="Arial Unicode MS" w:eastAsia="Arial Unicode MS" w:hAnsi="Arial Unicode MS"/>
+          <w:b w:val="1"/>
+          <w:bCs w:val="1"/>
+          <w:sz w:val="46"/>
+          <w:szCs w:val="46"/>
+          <w:rtl w:val="0"/>
+        </w:rPr>
+        <w:t xml:space="preserve">분석</w:t>
+      </w:r>
+    </w:p>
+    <w:p>
+      <w:pPr>
+        <w:pStyle w:val="Heading3"/>
+        <w:keepNext w:val="0"/>
+        <w:keepLines w:val="0"/>
+        <w:spacing w:before="280" w:lineRule="auto"/>
+        <w:rPr>
+          <w:b w:val="1"/>
+          <w:bCs w:val="1"/>
+          <w:color w:val="000000"/>
+          <w:sz w:val="26"/>
+          <w:szCs w:val="26"/>
+        </w:rPr>
+      </w:pPr>
+      <w:bookmarkStart w:colFirst="0" w:colLast="0" w:name="_2a4noosyqwye" w:id="3"/>
+      <w:bookmarkEnd w:id="3"/>
+      <w:r>
+        <w:rPr>
+          <w:rFonts w:ascii="Arial Unicode MS" w:cs="Arial Unicode MS" w:eastAsia="Arial Unicode MS" w:hAnsi="Arial Unicode MS"/>
+          <w:b w:val="1"/>
+          <w:bCs w:val="1"/>
+          <w:color w:val="000000"/>
+          <w:sz w:val="26"/>
+          <w:szCs w:val="26"/>
+          <w:rtl w:val="0"/>
+        </w:rPr>
+        <w:t xml:space="preserve">따릉이</w:t>
+      </w:r>
+    </w:p>
+    <w:p>
+      <w:pPr>
+        <w:spacing w:after="240" w:before="240" w:lineRule="auto"/>
+        <w:rPr/>
+      </w:pPr>
+      <w:r>
+        <w:rPr>
+          <w:rFonts w:ascii="Arial Unicode MS" w:cs="Arial Unicode MS" w:eastAsia="Arial Unicode MS" w:hAnsi="Arial Unicode MS"/>
+          <w:rtl w:val="0"/>
+        </w:rPr>
+        <w:t xml:space="preserve">데이터 크기 : (10, 17)</w:t>
+      </w:r>
+    </w:p>
+    <w:p>
+      <w:pPr>
+        <w:spacing w:after="240" w:before="240" w:lineRule="auto"/>
+        <w:rPr/>
+      </w:pPr>
+      <w:r>
+        <w:rPr>
+          <w:rFonts w:ascii="Arial Unicode MS" w:cs="Arial Unicode MS" w:eastAsia="Arial Unicode MS" w:hAnsi="Arial Unicode MS"/>
+          <w:rtl w:val="0"/>
+        </w:rPr>
+        <w:t xml:space="preserve">컬럼명 : ['자전거번호', '대여일시', '대여 대여소번호', '대여 대여소명', '대여거치대', '반납일시', '반납대여소번호', '반납대여소명', '반납거치대', '이용시간(분)', '이용거리(M)', '생년', '성별', '이용자종류', '대여대여소ID', '반납대여소ID', '자전거구분']</w:t>
+      </w:r>
+    </w:p>
+    <w:p>
+      <w:pPr>
+        <w:spacing w:after="240" w:before="240" w:lineRule="auto"/>
+        <w:rPr/>
+      </w:pPr>
+      <w:r>
+        <w:rPr>
+          <w:rFonts w:ascii="Arial Unicode MS" w:cs="Arial Unicode MS" w:eastAsia="Arial Unicode MS" w:hAnsi="Arial Unicode MS"/>
+          <w:rtl w:val="0"/>
+        </w:rPr>
+        <w:t xml:space="preserve">데이터 타입 :</w:t>
+        <w:br w:type="textWrapping"/>
+        <w:t xml:space="preserve"> 자전거번호 str</w:t>
+        <w:br w:type="textWrapping"/>
+        <w:t xml:space="preserve"> 대여일시 str</w:t>
+        <w:br w:type="textWrapping"/>
+        <w:t xml:space="preserve"> 대여 대여소번호 int64</w:t>
+        <w:br w:type="textWrapping"/>
+        <w:t xml:space="preserve"> 대여 대여소명 str</w:t>
+        <w:br w:type="textWrapping"/>
+        <w:t xml:space="preserve"> 대여거치대 int64</w:t>
+        <w:br w:type="textWrapping"/>
+        <w:t xml:space="preserve"> 반납일시 str</w:t>
+        <w:br w:type="textWrapping"/>
+        <w:t xml:space="preserve"> 반납대여소번호 int64</w:t>
+        <w:br w:type="textWrapping"/>
+        <w:t xml:space="preserve"> 반납대여소명 str</w:t>
+        <w:br w:type="textWrapping"/>
+        <w:t xml:space="preserve"> 반납거치대 int64</w:t>
+        <w:br w:type="textWrapping"/>
+        <w:t xml:space="preserve"> 이용시간(분) int64</w:t>
+        <w:br w:type="textWrapping"/>
+        <w:t xml:space="preserve"> 이용거리(M) float64</w:t>
+        <w:br w:type="textWrapping"/>
+        <w:t xml:space="preserve"> 생년 int64</w:t>
+        <w:br w:type="textWrapping"/>
+        <w:t xml:space="preserve"> 성별 str</w:t>
+        <w:br w:type="textWrapping"/>
+        <w:t xml:space="preserve"> 이용자종류 str</w:t>
+        <w:br w:type="textWrapping"/>
+        <w:t xml:space="preserve"> 대여대여소ID str</w:t>
+        <w:br w:type="textWrapping"/>
+        <w:t xml:space="preserve"> 반납대여소ID str</w:t>
+        <w:br w:type="textWrapping"/>
+        <w:t xml:space="preserve"> 자전거구분 str</w:t>
+        <w:br w:type="textWrapping"/>
+        <w:t xml:space="preserve"> dtype: object</w:t>
+      </w:r>
+    </w:p>
+    <w:p>
+      <w:pPr>
+        <w:pStyle w:val="Heading3"/>
+        <w:keepNext w:val="0"/>
+        <w:keepLines w:val="0"/>
+        <w:spacing w:before="280" w:lineRule="auto"/>
+        <w:rPr>
+          <w:b w:val="1"/>
+          <w:bCs w:val="1"/>
+          <w:color w:val="000000"/>
+          <w:sz w:val="26"/>
+          <w:szCs w:val="26"/>
+        </w:rPr>
+      </w:pPr>
+      <w:bookmarkStart w:colFirst="0" w:colLast="0" w:name="_cjl8u84b5fxa" w:id="4"/>
+      <w:bookmarkEnd w:id="4"/>
+      <w:r>
+        <w:rPr>
+          <w:rFonts w:ascii="Arial Unicode MS" w:cs="Arial Unicode MS" w:eastAsia="Arial Unicode MS" w:hAnsi="Arial Unicode MS"/>
+          <w:b w:val="1"/>
+          <w:bCs w:val="1"/>
+          <w:color w:val="000000"/>
+          <w:sz w:val="26"/>
+          <w:szCs w:val="26"/>
+          <w:rtl w:val="0"/>
+        </w:rPr>
+        <w:t xml:space="preserve">지하철</w:t>
+      </w:r>
+    </w:p>
+    <w:p>
+      <w:pPr>
+        <w:spacing w:after="240" w:before="240" w:lineRule="auto"/>
+        <w:rPr/>
+      </w:pPr>
+      <w:r>
+        <w:rPr>
+          <w:rFonts w:ascii="Arial Unicode MS" w:cs="Arial Unicode MS" w:eastAsia="Arial Unicode MS" w:hAnsi="Arial Unicode MS"/>
+          <w:rtl w:val="0"/>
+        </w:rPr>
+        <w:t xml:space="preserve">데이터 크기 : (10, 26)</w:t>
+      </w:r>
+    </w:p>
+    <w:p>
+      <w:pPr>
+        <w:spacing w:after="240" w:before="240" w:lineRule="auto"/>
+        <w:rPr/>
+      </w:pPr>
+      <w:r>
+        <w:rPr>
+          <w:rFonts w:ascii="Arial Unicode MS" w:cs="Arial Unicode MS" w:eastAsia="Arial Unicode MS" w:hAnsi="Arial Unicode MS"/>
+          <w:rtl w:val="0"/>
+        </w:rPr>
+        <w:t xml:space="preserve">컬럼명 : ['연번', '수송일자', '호선', '역번호', '역명', '승하차구분', '06시이전', '06-07시간대', '07-08시간대', '08-09시간대', '09-10시간대', '10-11시간대', '11-12시간대', '12-13시간대', '13-14시간대', '14-15시간대', '15-16시간대', '16-17시간대', '17-18시간대', '18-19시간대', '19-20시간대', '20-21시간대', '21-22시간대', '22-23시간대', '23-24시간대', '24시이후']</w:t>
+      </w:r>
+    </w:p>
+    <w:p>
+      <w:pPr>
+        <w:spacing w:after="240" w:before="240" w:lineRule="auto"/>
+        <w:rPr/>
+      </w:pPr>
+      <w:r>
+        <w:rPr>
+          <w:rFonts w:ascii="Arial Unicode MS" w:cs="Arial Unicode MS" w:eastAsia="Arial Unicode MS" w:hAnsi="Arial Unicode MS"/>
+          <w:rtl w:val="0"/>
+        </w:rPr>
+        <w:t xml:space="preserve">데이터 타입 :</w:t>
+        <w:br w:type="textWrapping"/>
+        <w:t xml:space="preserve"> 연번 int64</w:t>
+        <w:br w:type="textWrapping"/>
+        <w:t xml:space="preserve"> 수송일자 str</w:t>
+        <w:br w:type="textWrapping"/>
+        <w:t xml:space="preserve"> 호선 str</w:t>
+        <w:br w:type="textWrapping"/>
+        <w:t xml:space="preserve"> 역번호 int64</w:t>
+        <w:br w:type="textWrapping"/>
+        <w:t xml:space="preserve"> 역명 str</w:t>
+        <w:br w:type="textWrapping"/>
+        <w:t xml:space="preserve"> 승하차구분 str</w:t>
+        <w:br w:type="textWrapping"/>
+        <w:t xml:space="preserve"> 06시이전 int64</w:t>
+        <w:br w:type="textWrapping"/>
+        <w:t xml:space="preserve"> 06-07시간대 int64</w:t>
+        <w:br w:type="textWrapping"/>
+        <w:t xml:space="preserve"> 07-08시간대 int64</w:t>
+        <w:br w:type="textWrapping"/>
+        <w:t xml:space="preserve"> 08-09시간대 int64</w:t>
+        <w:br w:type="textWrapping"/>
+        <w:t xml:space="preserve"> 09-10시간대 int64</w:t>
+        <w:br w:type="textWrapping"/>
+        <w:t xml:space="preserve"> 10-11시간대 int64</w:t>
+        <w:br w:type="textWrapping"/>
+        <w:t xml:space="preserve"> 11-12시간대 int64</w:t>
+        <w:br w:type="textWrapping"/>
+        <w:t xml:space="preserve"> 12-13시간대 int64</w:t>
+        <w:br w:type="textWrapping"/>
+        <w:t xml:space="preserve"> 13-14시간대 int64</w:t>
+        <w:br w:type="textWrapping"/>
+        <w:t xml:space="preserve"> 14-15시간대 int64</w:t>
+        <w:br w:type="textWrapping"/>
+        <w:t xml:space="preserve"> 15-16시간대 int64</w:t>
+        <w:br w:type="textWrapping"/>
+        <w:t xml:space="preserve"> 16-17시간대 int64</w:t>
+        <w:br w:type="textWrapping"/>
+        <w:t xml:space="preserve"> 17-18시간대 int64</w:t>
+        <w:br w:type="textWrapping"/>
+        <w:t xml:space="preserve"> 18-19시간대 int64</w:t>
+        <w:br w:type="textWrapping"/>
+        <w:t xml:space="preserve"> 19-20시간대 int64</w:t>
+        <w:br w:type="textWrapping"/>
+        <w:t xml:space="preserve"> 20-21시간대 int64</w:t>
+        <w:br w:type="textWrapping"/>
+        <w:t xml:space="preserve"> 21-22시간대 int64</w:t>
+        <w:br w:type="textWrapping"/>
+        <w:t xml:space="preserve"> 22-23시간대 int64</w:t>
+        <w:br w:type="textWrapping"/>
+        <w:t xml:space="preserve"> 23-24시간대 int64</w:t>
+        <w:br w:type="textWrapping"/>
+        <w:t xml:space="preserve"> 24시이후 int64</w:t>
+        <w:br w:type="textWrapping"/>
+        <w:t xml:space="preserve"> dtype: object</w:t>
+      </w:r>
+    </w:p>
+    <w:p>
+      <w:pPr>
+        <w:pStyle w:val="Heading3"/>
+        <w:keepNext w:val="0"/>
+        <w:keepLines w:val="0"/>
+        <w:spacing w:before="280" w:lineRule="auto"/>
+        <w:rPr>
+          <w:b w:val="1"/>
+          <w:bCs w:val="1"/>
+          <w:color w:val="000000"/>
+          <w:sz w:val="26"/>
+          <w:szCs w:val="26"/>
+        </w:rPr>
+      </w:pPr>
+      <w:bookmarkStart w:colFirst="0" w:colLast="0" w:name="_v9nkmd5ozgt5" w:id="5"/>
+      <w:bookmarkEnd w:id="5"/>
+      <w:r>
+        <w:rPr>
+          <w:rFonts w:ascii="Arial Unicode MS" w:cs="Arial Unicode MS" w:eastAsia="Arial Unicode MS" w:hAnsi="Arial Unicode MS"/>
+          <w:b w:val="1"/>
+          <w:bCs w:val="1"/>
+          <w:color w:val="000000"/>
+          <w:sz w:val="26"/>
+          <w:szCs w:val="26"/>
+          <w:rtl w:val="0"/>
+        </w:rPr>
+        <w:t xml:space="preserve">기온</w:t>
+      </w:r>
+    </w:p>
+    <w:p>
+      <w:pPr>
+        <w:spacing w:after="240" w:before="240" w:lineRule="auto"/>
+        <w:rPr/>
+      </w:pPr>
+      <w:r>
+        <w:rPr>
+          <w:rFonts w:ascii="Arial Unicode MS" w:cs="Arial Unicode MS" w:eastAsia="Arial Unicode MS" w:hAnsi="Arial Unicode MS"/>
+          <w:rtl w:val="0"/>
+        </w:rPr>
+        <w:t xml:space="preserve">데이터 크기 : (10, 4)</w:t>
+      </w:r>
+    </w:p>
+    <w:p>
+      <w:pPr>
+        <w:spacing w:after="240" w:before="240" w:lineRule="auto"/>
+        <w:rPr/>
+      </w:pPr>
+      <w:r>
+        <w:rPr>
+          <w:rFonts w:ascii="Arial Unicode MS" w:cs="Arial Unicode MS" w:eastAsia="Arial Unicode MS" w:hAnsi="Arial Unicode MS"/>
+          <w:rtl w:val="0"/>
+        </w:rPr>
+        <w:t xml:space="preserve">컬럼명 : ['지점', '지점명', '일시', '기온(°C)']</w:t>
+      </w:r>
+    </w:p>
+    <w:p>
+      <w:pPr>
+        <w:spacing w:after="240" w:before="240" w:lineRule="auto"/>
+        <w:rPr/>
+      </w:pPr>
+      <w:r>
+        <w:rPr>
+          <w:rFonts w:ascii="Arial Unicode MS" w:cs="Arial Unicode MS" w:eastAsia="Arial Unicode MS" w:hAnsi="Arial Unicode MS"/>
+          <w:rtl w:val="0"/>
+        </w:rPr>
+        <w:t xml:space="preserve">데이터 타입 :</w:t>
+        <w:br w:type="textWrapping"/>
+        <w:t xml:space="preserve"> 지점 int64</w:t>
+        <w:br w:type="textWrapping"/>
+        <w:t xml:space="preserve"> 지점명 str</w:t>
+        <w:br w:type="textWrapping"/>
+        <w:t xml:space="preserve"> 일시 str</w:t>
+        <w:br w:type="textWrapping"/>
+        <w:t xml:space="preserve"> 기온(°C) float64</w:t>
+        <w:br w:type="textWrapping"/>
+        <w:t xml:space="preserve"> dtype: object</w:t>
+      </w:r>
+    </w:p>
     <w:p>
       <w:pPr>
         <w:spacing w:after="240" w:before="240" w:lineRule="auto"/>
@@ -3861,6 +3833,116 @@
     </w:lvl>
   </w:abstractNum>
   <w:abstractNum w:abstractNumId="7">
+    <w:lvl w:ilvl="0">
+      <w:start w:val="1"/>
+      <w:numFmt w:val="bullet"/>
+      <w:lvlText w:val="●"/>
+      <w:lvlJc w:val="left"/>
+      <w:pPr>
+        <w:ind w:left="720" w:hanging="360"/>
+      </w:pPr>
+      <w:rPr>
+        <w:u w:val="none"/>
+      </w:rPr>
+    </w:lvl>
+    <w:lvl w:ilvl="1">
+      <w:start w:val="1"/>
+      <w:numFmt w:val="bullet"/>
+      <w:lvlText w:val="○"/>
+      <w:lvlJc w:val="left"/>
+      <w:pPr>
+        <w:ind w:left="1440" w:hanging="360"/>
+      </w:pPr>
+      <w:rPr>
+        <w:u w:val="none"/>
+      </w:rPr>
+    </w:lvl>
+    <w:lvl w:ilvl="2">
+      <w:start w:val="1"/>
+      <w:numFmt w:val="bullet"/>
+      <w:lvlText w:val="■"/>
+      <w:lvlJc w:val="left"/>
+      <w:pPr>
+        <w:ind w:left="2160" w:hanging="360"/>
+      </w:pPr>
+      <w:rPr>
+        <w:u w:val="none"/>
+      </w:rPr>
+    </w:lvl>
+    <w:lvl w:ilvl="3">
+      <w:start w:val="1"/>
+      <w:numFmt w:val="bullet"/>
+      <w:lvlText w:val="●"/>
+      <w:lvlJc w:val="left"/>
+      <w:pPr>
+        <w:ind w:left="2880" w:hanging="360"/>
+      </w:pPr>
+      <w:rPr>
+        <w:u w:val="none"/>
+      </w:rPr>
+    </w:lvl>
+    <w:lvl w:ilvl="4">
+      <w:start w:val="1"/>
+      <w:numFmt w:val="bullet"/>
+      <w:lvlText w:val="○"/>
+      <w:lvlJc w:val="left"/>
+      <w:pPr>
+        <w:ind w:left="3600" w:hanging="360"/>
+      </w:pPr>
+      <w:rPr>
+        <w:u w:val="none"/>
+      </w:rPr>
+    </w:lvl>
+    <w:lvl w:ilvl="5">
+      <w:start w:val="1"/>
+      <w:numFmt w:val="bullet"/>
+      <w:lvlText w:val="■"/>
+      <w:lvlJc w:val="left"/>
+      <w:pPr>
+        <w:ind w:left="4320" w:hanging="360"/>
+      </w:pPr>
+      <w:rPr>
+        <w:u w:val="none"/>
+      </w:rPr>
+    </w:lvl>
+    <w:lvl w:ilvl="6">
+      <w:start w:val="1"/>
+      <w:numFmt w:val="bullet"/>
+      <w:lvlText w:val="●"/>
+      <w:lvlJc w:val="left"/>
+      <w:pPr>
+        <w:ind w:left="5040" w:hanging="360"/>
+      </w:pPr>
+      <w:rPr>
+        <w:u w:val="none"/>
+      </w:rPr>
+    </w:lvl>
+    <w:lvl w:ilvl="7">
+      <w:start w:val="1"/>
+      <w:numFmt w:val="bullet"/>
+      <w:lvlText w:val="○"/>
+      <w:lvlJc w:val="left"/>
+      <w:pPr>
+        <w:ind w:left="5760" w:hanging="360"/>
+      </w:pPr>
+      <w:rPr>
+        <w:u w:val="none"/>
+      </w:rPr>
+    </w:lvl>
+    <w:lvl w:ilvl="8">
+      <w:start w:val="1"/>
+      <w:numFmt w:val="bullet"/>
+      <w:lvlText w:val="■"/>
+      <w:lvlJc w:val="left"/>
+      <w:pPr>
+        <w:ind w:left="6480" w:hanging="360"/>
+      </w:pPr>
+      <w:rPr>
+        <w:u w:val="none"/>
+      </w:rPr>
+    </w:lvl>
+  </w:abstractNum>
+  <w:abstractNum w:abstractNumId="8">
     <w:lvl w:ilvl="0">
       <w:start w:val="1"/>
       <w:numFmt w:val="bullet"/>
@@ -3990,6 +4072,9 @@
   </w:num>
   <w:num w:numId="7">
     <w:abstractNumId w:val="7"/>
+  </w:num>
+  <w:num w:numId="8">
+    <w:abstractNumId w:val="8"/>
   </w:num>
 </w:numbering>
 </file>
@@ -4132,44 +4217,6 @@
       <w:sz w:val="52"/>
       <w:szCs w:val="52"/>
     </w:rPr>
-  </w:style>
-  <w:style w:type="table" w:styleId="TableNormal" w:default="1">
-    <w:name w:val="TableNormal"/>
-    <w:tblPr>
-      <w:tblCellMar>
-        <w:top w:w="100.0" w:type="dxa"/>
-        <w:left w:w="100.0" w:type="dxa"/>
-        <w:bottom w:w="100.0" w:type="dxa"/>
-        <w:right w:w="100.0" w:type="dxa"/>
-      </w:tblCellMar>
-    </w:tblPr>
-  </w:style>
-  <w:style w:type="paragraph" w:styleId="Normal" w:default="1">
-    <w:name w:val="normal"/>
-  </w:style>
-  <w:style w:type="table" w:styleId="Table1">
-    <w:basedOn w:val="TableNormal"/>
-    <w:tblPr>
-      <w:tblStyleRowBandSize w:val="1"/>
-      <w:tblStyleColBandSize w:val="1"/>
-      <w:tblCellMar/>
-    </w:tblPr>
-  </w:style>
-  <w:style w:type="table" w:styleId="Table2">
-    <w:basedOn w:val="TableNormal"/>
-    <w:tblPr>
-      <w:tblStyleRowBandSize w:val="1"/>
-      <w:tblStyleColBandSize w:val="1"/>
-      <w:tblCellMar/>
-    </w:tblPr>
-  </w:style>
-  <w:style w:type="table" w:styleId="Table3">
-    <w:basedOn w:val="TableNormal"/>
-    <w:tblPr>
-      <w:tblStyleRowBandSize w:val="1"/>
-      <w:tblStyleColBandSize w:val="1"/>
-      <w:tblCellMar/>
-    </w:tblPr>
   </w:style>
   <w:style w:type="paragraph" w:styleId="Subtitle">
     <w:name w:val="Subtitle"/>
@@ -4550,19 +4597,4 @@
   </a:objectDefaults>
   <a:extraClrSchemeLst/>
 </a:theme>
-</file>
-
-<file path=customXML/item1.xml><?xml version="1.0" encoding="utf-8"?>
-<go:gDocsCustomXmlDataStorage xmlns:go="http://customooxmlschemas.google.com/" xmlns:r="http://schemas.openxmlformats.org/officeDocument/2006/relationships" uri="GoogleDocsCustomDataVersion2">
-  <go:docsCustomData xmlns:go="http://customooxmlschemas.google.com/" roundtripDataSignature="AMtx7mhayKd7N7a9LLaSsF76f2Fo8CKeJg==">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</go:docsCustomData>
-</go:gDocsCustomXmlDataStorage>
-</file>
-
-<file path=customXML/itemProps1.xml><?xml version="1.0" encoding="utf-8"?>
-<ds:datastoreItem xmlns:ds="http://schemas.openxmlformats.org/officeDocument/2006/customXml" ds:itemID="{11111111-1234-1234-1234-123412341234}">
-  <ds:schemaRefs>
-    <ds:schemaRef ds:uri="http://schemas.openxmlformats.org/officeDocument/2006/relationships"/>
-    <ds:schemaRef ds:uri="http://customooxmlschemas.google.com/"/>
-  </ds:schemaRefs>
-</ds:datastoreItem>
 </file>